--- a/docs/cli-config-reference.docx
+++ b/docs/cli-config-reference.docx
@@ -1886,6 +1886,68 @@
       </w:r>
     </w:p>
     <w:p>
+      <w:r>
+        <w:rPr>
+          <w:b/>
+        </w:rPr>
+        <w:t>Re-enable user đã bị disable (merge fields mới):</w:t>
+      </w:r>
+    </w:p>
+    <w:p>
+      <w:pPr>
+        <w:pStyle w:val="ListBullet"/>
+      </w:pPr>
+      <w:r>
+        <w:t>Nếu account_name đã tồn tại nhưng đang disable → server merge các field non-empty từ request vào record cũ, bật is_enable=true, trả 201.</w:t>
+      </w:r>
+    </w:p>
+    <w:p>
+      <w:pPr>
+        <w:pStyle w:val="ListBullet"/>
+      </w:pPr>
+      <w:r>
+        <w:t>Field không truyền trong request giữ nguyên giá trị cũ.</w:t>
+      </w:r>
+    </w:p>
+    <w:p>
+      <w:pPr>
+        <w:pStyle w:val="ListBullet"/>
+      </w:pPr>
+      <w:r>
+        <w:t>Password luôn được refresh theo giá trị request.</w:t>
+      </w:r>
+    </w:p>
+    <w:p>
+      <w:pPr>
+        <w:pStyle w:val="ListBullet"/>
+      </w:pPr>
+      <w:r>
+        <w:t>Email: EnsureEmailUnique bỏ qua tài khoản disable, nghĩa là email thuộc user đã disable coi như free — có thể tái sử dụng cho user mới hoặc tiếp tục dùng khi re-enable chính user đó.</w:t>
+      </w:r>
+    </w:p>
+    <w:p>
+      <w:pPr>
+        <w:spacing w:before="80" w:after="80"/>
+        <w:ind w:left="360"/>
+        <w:shd w:fill="F2F2F2"/>
+      </w:pPr>
+      <w:r>
+        <w:rPr>
+          <w:rFonts w:ascii="Consolas" w:hAnsi="Consolas"/>
+          <w:sz w:val="20"/>
+        </w:rPr>
+        <w:t># alice đang bị disable, email cũ 'old@example.com', phone 0900000000</w:t>
+        <w:br/>
+        <w:t>cli-config&gt; set user name alice password newpass email new@example.com \</w:t>
+        <w:br/>
+        <w:t xml:space="preserve">            full_name "Alice New"</w:t>
+        <w:br/>
+        <w:t>OK: user created        # 201, re-enabled với email/full_name mới;</w:t>
+        <w:br/>
+        <w:t xml:space="preserve">                        # phone giữ 0900000000 vì request không truyền</w:t>
+      </w:r>
+    </w:p>
+    <w:p>
       <w:pPr>
         <w:pStyle w:val="Heading3"/>
       </w:pPr>
@@ -2130,7 +2192,7 @@
         <w:pStyle w:val="Heading2"/>
       </w:pPr>
       <w:r>
-        <w:t>3.4. delete — xoá record</w:t>
+        <w:t>3.4. delete — xoá record (có prompt xác nhận)</w:t>
       </w:r>
     </w:p>
     <w:p>
@@ -2172,11 +2234,43 @@
       </w:r>
     </w:p>
     <w:p>
+      <w:r>
+        <w:rPr>
+          <w:b/>
+        </w:rPr>
+        <w:t>Mọi lệnh delete đều hỏi confirm trước khi thực hiện:</w:t>
+      </w:r>
+    </w:p>
+    <w:p>
+      <w:pPr>
+        <w:pStyle w:val="ListBullet"/>
+      </w:pPr>
+      <w:r>
+        <w:t>Nhập 'y' hoặc 'yes' (không phân biệt hoa thường) → xoá.</w:t>
+      </w:r>
+    </w:p>
+    <w:p>
+      <w:pPr>
+        <w:pStyle w:val="ListBullet"/>
+      </w:pPr>
+      <w:r>
+        <w:t>Bỏ trống + Enter, 'n', hoặc bất kỳ input khác → abort, in 'aborted'.</w:t>
+      </w:r>
+    </w:p>
+    <w:p>
+      <w:pPr>
+        <w:pStyle w:val="ListBullet"/>
+      </w:pPr>
+      <w:r>
+        <w:t>Ctrl+C / Ctrl+D / đóng session → abort.</w:t>
+      </w:r>
+    </w:p>
+    <w:p>
       <w:pPr>
         <w:pStyle w:val="Heading3"/>
       </w:pPr>
       <w:r>
-        <w:t>Ví dụ</w:t>
+        <w:t>Ví dụ — confirm yes</w:t>
       </w:r>
     </w:p>
     <w:p>
@@ -2191,20 +2285,18 @@
           <w:sz w:val="20"/>
         </w:rPr>
         <w:t>cli-config&gt; delete user alice</w:t>
+        <w:br/>
+        <w:t>Delete user "alice"? [y/N]: y</w:t>
+        <w:br/>
+        <w:t>OK: user deleted</w:t>
       </w:r>
     </w:p>
     <w:p>
       <w:pPr>
-        <w:spacing w:before="80" w:after="80"/>
-        <w:ind w:left="360"/>
-        <w:shd w:fill="F2F2F2"/>
+        <w:pStyle w:val="Heading3"/>
       </w:pPr>
       <w:r>
-        <w:rPr>
-          <w:rFonts w:ascii="Consolas" w:hAnsi="Consolas"/>
-          <w:sz w:val="20"/>
-        </w:rPr>
-        <w:t>OK: user deleted</w:t>
+        <w:t>Ví dụ — confirm no / abort</w:t>
       </w:r>
     </w:p>
     <w:p>
@@ -2219,20 +2311,10 @@
           <w:sz w:val="20"/>
         </w:rPr>
         <w:t>cli-config&gt; delete ne HTSMF02</w:t>
-      </w:r>
-    </w:p>
-    <w:p>
-      <w:pPr>
-        <w:spacing w:before="80" w:after="80"/>
-        <w:ind w:left="360"/>
-        <w:shd w:fill="F2F2F2"/>
-      </w:pPr>
-      <w:r>
-        <w:rPr>
-          <w:rFonts w:ascii="Consolas" w:hAnsi="Consolas"/>
-          <w:sz w:val="20"/>
-        </w:rPr>
-        <w:t>OK: NE deleted</w:t>
+        <w:br/>
+        <w:t xml:space="preserve">Delete NE "HTSMF02"? [y/N]: </w:t>
+        <w:br/>
+        <w:t>aborted</w:t>
       </w:r>
     </w:p>
     <w:p>
@@ -2247,20 +2329,10 @@
           <w:sz w:val="20"/>
         </w:rPr>
         <w:t>cli-config&gt; delete group dev</w:t>
-      </w:r>
-    </w:p>
-    <w:p>
-      <w:pPr>
-        <w:spacing w:before="80" w:after="80"/>
-        <w:ind w:left="360"/>
-        <w:shd w:fill="F2F2F2"/>
-      </w:pPr>
-      <w:r>
-        <w:rPr>
-          <w:rFonts w:ascii="Consolas" w:hAnsi="Consolas"/>
-          <w:sz w:val="20"/>
-        </w:rPr>
-        <w:t>OK: group deleted</w:t>
+        <w:br/>
+        <w:t>Delete group "dev"? [y/N]: n</w:t>
+        <w:br/>
+        <w:t>aborted</w:t>
       </w:r>
     </w:p>
     <w:p>

--- a/docs/cli-config-reference.docx
+++ b/docs/cli-config-reference.docx
@@ -2532,6 +2532,200 @@
     </w:p>
     <w:p>
       <w:pPr>
+        <w:pStyle w:val="Heading2"/>
+      </w:pPr>
+      <w:r>
+        <w:t>3.8. RBAC — NE profile, command registry, group permission</w:t>
+      </w:r>
+    </w:p>
+    <w:p>
+      <w:r>
+        <w:rPr>
+          <w:b w:val="0"/>
+        </w:rPr>
+        <w:t>Hệ thống RBAC (docs/rbac-design.md) bổ sung 3 entity mới và các verb allow / deny / revoke. Dùng để trả lời câu hỏi "user X được chạy command Z trên NE Y không?" cho downstream ne-config / ne-command.</w:t>
+      </w:r>
+    </w:p>
+    <w:p>
+      <w:r>
+        <w:rPr>
+          <w:b/>
+        </w:rPr>
+        <w:t>Entity mới:</w:t>
+      </w:r>
+    </w:p>
+    <w:p>
+      <w:pPr>
+        <w:pStyle w:val="ListBullet"/>
+      </w:pPr>
+      <w:r>
+        <w:t>ne-profile — phân loại NE theo tập lệnh (SMF / AMF / UPF / generic-router ...).</w:t>
+      </w:r>
+    </w:p>
+    <w:p>
+      <w:pPr>
+        <w:pStyle w:val="ListBullet"/>
+      </w:pPr>
+      <w:r>
+        <w:t>command-def — registry lệnh; mỗi def có (service, ne_profile, pattern, category, risk_level).</w:t>
+      </w:r>
+    </w:p>
+    <w:p>
+      <w:pPr>
+        <w:pStyle w:val="ListBullet"/>
+      </w:pPr>
+      <w:r>
+        <w:t>command-group — bundle nhiều command-def cùng ne_profile, để gán permission 1 lần.</w:t>
+      </w:r>
+    </w:p>
+    <w:p>
+      <w:r>
+        <w:rPr>
+          <w:b/>
+        </w:rPr>
+        <w:t>Verb mới:</w:t>
+      </w:r>
+    </w:p>
+    <w:p>
+      <w:pPr>
+        <w:pStyle w:val="ListBullet"/>
+      </w:pPr>
+      <w:r>
+        <w:t>allow &lt;group&gt; &lt;grant_type&gt; &lt;grant_value&gt; [ne_scope &lt;scope&gt;] [service &lt;svc&gt;]</w:t>
+      </w:r>
+    </w:p>
+    <w:p>
+      <w:pPr>
+        <w:pStyle w:val="ListBullet"/>
+      </w:pPr>
+      <w:r>
+        <w:t>deny  &lt;group&gt; &lt;grant_type&gt; &lt;grant_value&gt; [ne_scope &lt;scope&gt;] [service &lt;svc&gt;]</w:t>
+      </w:r>
+    </w:p>
+    <w:p>
+      <w:pPr>
+        <w:pStyle w:val="ListBullet"/>
+      </w:pPr>
+      <w:r>
+        <w:t>revoke &lt;group&gt; &lt;perm_id&gt;  (xoá 1 rule theo id).</w:t>
+      </w:r>
+    </w:p>
+    <w:p>
+      <w:r>
+        <w:rPr>
+          <w:b w:val="0"/>
+        </w:rPr>
+        <w:t>grant_type ∈ {command-group, category, pattern}. ne_scope ∈ {"*", "profile:&lt;name&gt;", "ne:&lt;ne_name&gt;"}.</w:t>
+      </w:r>
+    </w:p>
+    <w:p>
+      <w:r>
+        <w:rPr>
+          <w:b w:val="0"/>
+        </w:rPr>
+        <w:t>Evaluation: kết hợp AWS-IAM (explicit deny &gt; explicit allow &gt; implicit deny) với scope specificity (ne &gt; profile &gt; *). Tại scope cụ thể nhất có match, deny thắng allow.</w:t>
+      </w:r>
+    </w:p>
+    <w:p>
+      <w:pPr>
+        <w:pStyle w:val="Heading3"/>
+      </w:pPr>
+      <w:r>
+        <w:t>Kịch bản ví dụ (end-to-end)</w:t>
+      </w:r>
+    </w:p>
+    <w:p>
+      <w:pPr>
+        <w:spacing w:before="80" w:after="80"/>
+        <w:ind w:left="360"/>
+        <w:shd w:fill="F2F2F2"/>
+      </w:pPr>
+      <w:r>
+        <w:rPr>
+          <w:rFonts w:ascii="Consolas" w:hAnsi="Consolas"/>
+          <w:sz w:val="20"/>
+        </w:rPr>
+        <w:t># 1) Tạo profile và gán cho NE</w:t>
+        <w:br/>
+        <w:t>cli-config&gt; set ne-profile name SMF description "Session Management Function"</w:t>
+        <w:br/>
+        <w:t>OK: ne-profile created</w:t>
+        <w:br/>
+        <w:t>cli-config&gt; update ne HTSMF01 ne_profile SMF</w:t>
+        <w:br/>
+        <w:t>OK: NE updated</w:t>
+        <w:br/>
+        <w:br/>
+        <w:t># 2) Khai báo command-def</w:t>
+        <w:br/>
+        <w:t>cli-config&gt; set command-def service ne-command ne_profile SMF \</w:t>
+        <w:br/>
+        <w:t xml:space="preserve">            pattern "get subscriber" category monitoring</w:t>
+        <w:br/>
+        <w:t>OK: command-def created</w:t>
+        <w:br/>
+        <w:t>cli-config&gt; set command-def service ne-command ne_profile SMF \</w:t>
+        <w:br/>
+        <w:t xml:space="preserve">            pattern "get session" category monitoring</w:t>
+        <w:br/>
+        <w:t>OK: command-def created</w:t>
+        <w:br/>
+        <w:br/>
+        <w:t># 3) Gom thành group</w:t>
+        <w:br/>
+        <w:t>cli-config&gt; set command-group name smf-subscriber-ops ne_profile SMF service ne-command</w:t>
+        <w:br/>
+        <w:t>OK: command-group created</w:t>
+        <w:br/>
+        <w:t>cli-config&gt; map command-group smf-subscriber-ops command 1</w:t>
+        <w:br/>
+        <w:t>OK: map command-group↔command</w:t>
+        <w:br/>
+        <w:br/>
+        <w:t># 4) Gán permission cho user group</w:t>
+        <w:br/>
+        <w:t>cli-config&gt; allow team-smf-l1 command-group smf-subscriber-ops ne_scope profile:SMF</w:t>
+        <w:br/>
+        <w:t>OK: allow command_group=smf-subscriber-ops on scope=profile:SMF added to group "team-smf-l1"</w:t>
+        <w:br/>
+        <w:t>cli-config&gt; deny team-smf-l1 pattern "delete *" ne_scope ne:SMF-01</w:t>
+        <w:br/>
+        <w:t>OK: deny pattern=delete * on scope=ne:SMF-01 added to group "team-smf-l1"</w:t>
+        <w:br/>
+        <w:br/>
+        <w:t># 5) Kiểm tra / gỡ</w:t>
+        <w:br/>
+        <w:t>cli-config&gt; show command-group smf-subscriber-ops</w:t>
+        <w:br/>
+        <w:t>id:          1  name: smf-subscriber-ops  ...</w:t>
+        <w:br/>
+        <w:t>members:     1:get subscriber</w:t>
+        <w:br/>
+        <w:t>cli-config&gt; revoke team-smf-l1 42</w:t>
+        <w:br/>
+        <w:t>Delete permission "42"? [y/N]: y</w:t>
+        <w:br/>
+        <w:t>OK: permission revoked</w:t>
+      </w:r>
+    </w:p>
+    <w:p>
+      <w:pPr>
+        <w:pStyle w:val="Heading2"/>
+      </w:pPr>
+      <w:r>
+        <w:t>3.9. Giới hạn mode khi SSH</w:t>
+      </w:r>
+    </w:p>
+    <w:p>
+      <w:r>
+        <w:rPr>
+          <w:b w:val="0"/>
+        </w:rPr>
+        <w:t>Sau khi SSH login thành công: SuperAdmin / Admin thấy đủ 3 mode; Normal user chỉ thấy ne-config và ne-command — cli-config bị ẩn khỏi menu 'mode&gt;'. Whitelist command cho Normal user được 2 service downstream tự fetch từ mgt-svc qua endpoint /aa/authorize/rbac/effective (cache mỗi session) hoặc /aa/authorize/rbac/check-command (realtime).</w:t>
+      </w:r>
+    </w:p>
+    <w:p>
+      <w:pPr>
         <w:pStyle w:val="Heading1"/>
       </w:pPr>
       <w:r>

--- a/docs/cli-config-reference.docx
+++ b/docs/cli-config-reference.docx
@@ -20,7 +20,7 @@
           <w:i/>
           <w:sz w:val="22"/>
         </w:rPr>
-        <w:t>Tham chiếu toàn bộ lệnh trong mode cli-config của SSH gate</w:t>
+        <w:t>Tham chiếu toàn bộ verb / entity của REPL cli-config trong SSH bastion</w:t>
       </w:r>
     </w:p>
     <w:p>
@@ -36,7 +36,7 @@
         <w:rPr>
           <w:b w:val="0"/>
         </w:rPr>
-        <w:t>cli-config là REPL (interactive shell) chạy sau khi SSH vào gate và chọn mode cli-config. Nó gọi tới mgt-svc qua HTTP bằng token đã lấy được từ bước auth để quản lý user, NE, group và các quan hệ giữa chúng. Tab để auto-complete; 'help' để xem trợ giúp; 'exit' hoặc 'quit' để quay về menu mode.</w:t>
+        <w:t>cli-config là REPL chạy bên trong mode `cli-config` của SSH bastion (cli-gate). Mode này CHỈ hiển thị cho user role admin/superadmin — Normal user khi SSH vào chỉ thấy ne-config + ne-command. cli-config gọi tới mgt-svc qua HTTP+JWT để quản trị toàn bộ user, NE, group, RBAC, password policy, mgt permission. Tab để auto-complete; '--help' / '-h' append vào bất kỳ lệnh để in help; 'exit' / 'quit' để quay về menu mode.</w:t>
       </w:r>
     </w:p>
     <w:p>
@@ -61,9 +61,11 @@
         <w:t>cli-config&gt; &lt;verb&gt; &lt;entity&gt; [&lt;target&gt;] [&lt;field&gt; &lt;value&gt; ...]</w:t>
         <w:br/>
         <w:br/>
-        <w:t>verb    : show | set | update | delete | map | unmap | help | exit</w:t>
+        <w:t>verb    : show | set | update | delete | purge | map | unmap |</w:t>
         <w:br/>
-        <w:t>entity  : user | ne | group</w:t>
+        <w:t xml:space="preserve">          allow | deny | revoke | help | exit</w:t>
+        <w:br/>
+        <w:t>entity  : user | ne | group | ne-profile | command-def | command-group</w:t>
         <w:br/>
         <w:t>target  : tên (name) hoặc id (số) của record</w:t>
         <w:br/>
@@ -101,7 +103,7 @@
         <w:pStyle w:val="ListBullet"/>
       </w:pPr>
       <w:r>
-        <w:t>Mỗi lệnh có danh sách field BẮT BUỘC (ở lệnh set) và field TUỲ CHỌN.</w:t>
+        <w:t>Mỗi entity có danh sách field BẮT BUỘC (cho `set`) và field TUỲ CHỌN.</w:t>
       </w:r>
     </w:p>
     <w:p>
@@ -125,7 +127,7 @@
         <w:pStyle w:val="ListBullet"/>
       </w:pPr>
       <w:r>
-        <w:t>Tab để auto-complete verb, entity, tên field và giá trị enum.</w:t>
+        <w:t>Tab để auto-complete verb, entity, tên field, giá trị enum.</w:t>
       </w:r>
     </w:p>
     <w:p>
@@ -133,7 +135,7 @@
         <w:pStyle w:val="ListBullet"/>
       </w:pPr>
       <w:r>
-        <w:t>Append '--help' (hoặc '-h') vào BẤT KỲ vị trí trên dòng lệnh để in help context-aware (ví dụ: 'set user --help' in help riêng cho 'set user'; 'show ne name HTSMF01 --help' in help cho 'show ne').</w:t>
+        <w:t>Append '--help' (hoặc '-h') vào bất kỳ vị trí trên dòng lệnh để in help context-aware (`set user --help` in help cho `set user`; `show ne --help` cho `show ne`).</w:t>
       </w:r>
     </w:p>
     <w:p>
@@ -141,7 +143,15 @@
         <w:pStyle w:val="ListBullet"/>
       </w:pPr>
       <w:r>
-        <w:t>Lệnh thành công in 'OK: &lt;mô tả&gt;'. Lệnh lỗi in 'error: &lt;chi tiết&gt;' và giữ prompt.</w:t>
+        <w:t>Lệnh thành công in `OK: &lt;mô tả&gt;`. Lệnh lỗi in `error: &lt;chi tiết&gt;` và giữ prompt.</w:t>
+      </w:r>
+    </w:p>
+    <w:p>
+      <w:pPr>
+        <w:pStyle w:val="ListBullet"/>
+      </w:pPr>
+      <w:r>
+        <w:t>Mọi lệnh `delete &lt;entity&gt; &lt;target&gt;` và `purge user &lt;name&gt;` đều bắt y/N confirm.</w:t>
       </w:r>
     </w:p>
     <w:p>
@@ -149,7 +159,7 @@
         <w:pStyle w:val="Heading1"/>
       </w:pPr>
       <w:r>
-        <w:t>2. Bảng trường cho từng entity</w:t>
+        <w:t>2. Bảng trường cho từng entity (cho `set` / `update`)</w:t>
       </w:r>
     </w:p>
     <w:p>
@@ -165,7 +175,7 @@
         <w:rPr>
           <w:b/>
         </w:rPr>
-        <w:t>Field bắt buộc khi set (tạo mới):</w:t>
+        <w:t>Field bắt buộc khi set:</w:t>
       </w:r>
     </w:p>
     <w:p>
@@ -181,7 +191,7 @@
         <w:pStyle w:val="ListBullet"/>
       </w:pPr>
       <w:r>
-        <w:t>password — mật khẩu thô; mgt-svc sẽ hash trước khi lưu.</w:t>
+        <w:t>password — mgt-svc sẽ hash bcrypt trước khi lưu.</w:t>
       </w:r>
     </w:p>
     <w:p>
@@ -295,7 +305,7 @@
           </w:tcPr>
           <w:p>
             <w:r>
-              <w:t>Email liên hệ</w:t>
+              <w:t>Unique giữa các user active</w:t>
             </w:r>
           </w:p>
         </w:tc>
@@ -337,7 +347,7 @@
           </w:tcPr>
           <w:p>
             <w:r>
-              <w:t>Họ tên đầy đủ (có thể có khoảng trắng → quote)</w:t>
+              <w:t>Bắt buộc nếu type=1 (Admin)</w:t>
             </w:r>
           </w:p>
         </w:tc>
@@ -379,7 +389,7 @@
           </w:tcPr>
           <w:p>
             <w:r>
-              <w:t>Số điện thoại</w:t>
+              <w:t>Bắt buộc nếu type=1; format E.164</w:t>
             </w:r>
           </w:p>
         </w:tc>
@@ -421,7 +431,7 @@
           </w:tcPr>
           <w:p>
             <w:r>
-              <w:t>Địa chỉ</w:t>
+              <w:t>—</w:t>
             </w:r>
           </w:p>
         </w:tc>
@@ -463,7 +473,7 @@
           </w:tcPr>
           <w:p>
             <w:r>
-              <w:t>Ghi chú tự do</w:t>
+              <w:t>—</w:t>
             </w:r>
           </w:p>
         </w:tc>
@@ -505,7 +515,7 @@
           </w:tcPr>
           <w:p>
             <w:r>
-              <w:t>1=Admin, 2=Normal</w:t>
+              <w:t>1=Admin, 2=Normal (0=SuperAdmin bị reject)</w:t>
             </w:r>
           </w:p>
         </w:tc>
@@ -524,7 +534,7 @@
         <w:rPr>
           <w:b/>
         </w:rPr>
-        <w:t>Field bắt buộc khi set (tạo mới):</w:t>
+        <w:t>Field bắt buộc khi set:</w:t>
       </w:r>
     </w:p>
     <w:p>
@@ -532,7 +542,7 @@
         <w:pStyle w:val="ListBullet"/>
       </w:pPr>
       <w:r>
-        <w:t>ne_name (alias: name) — tên NE.</w:t>
+        <w:t>ne_name (alias: name)</w:t>
       </w:r>
     </w:p>
     <w:p>
@@ -540,7 +550,7 @@
         <w:pStyle w:val="ListBullet"/>
       </w:pPr>
       <w:r>
-        <w:t>namespace — namespace; (ne_name + namespace) duy nhất trong toàn hệ thống.</w:t>
+        <w:t>namespace — (ne_name, namespace) duy nhất</w:t>
       </w:r>
     </w:p>
     <w:p>
@@ -548,7 +558,7 @@
         <w:pStyle w:val="ListBullet"/>
       </w:pPr>
       <w:r>
-        <w:t>conf_master_ip (alias: ip) — IP master của NE.</w:t>
+        <w:t>conf_master_ip (alias: ip)</w:t>
       </w:r>
     </w:p>
     <w:p>
@@ -556,7 +566,7 @@
         <w:pStyle w:val="ListBullet"/>
       </w:pPr>
       <w:r>
-        <w:t>conf_port_master_tcp (alias: port) — cổng TCP master.</w:t>
+        <w:t>conf_port_master_tcp (alias: port)</w:t>
       </w:r>
     </w:p>
     <w:p>
@@ -564,7 +574,7 @@
         <w:pStyle w:val="ListBullet"/>
       </w:pPr>
       <w:r>
-        <w:t>command_url — URL/endpoint để dispatch lệnh tới NE.</w:t>
+        <w:t>command_url</w:t>
       </w:r>
     </w:p>
     <w:p>
@@ -572,7 +582,7 @@
         <w:rPr>
           <w:b/>
         </w:rPr>
-        <w:t>Field tuỳ chọn:</w:t>
+        <w:t>Field tuỳ chọn (gồm `ne_profile` mới):</w:t>
       </w:r>
     </w:p>
     <w:tbl>
@@ -678,7 +688,7 @@
           </w:tcPr>
           <w:p>
             <w:r>
-              <w:t>Tên site / khu vực</w:t>
+              <w:t>Khu vực</w:t>
             </w:r>
           </w:p>
         </w:tc>
@@ -720,7 +730,7 @@
           </w:tcPr>
           <w:p>
             <w:r>
-              <w:t>Loại hệ thống (tự do)</w:t>
+              <w:t>Tự do</w:t>
             </w:r>
           </w:p>
         </w:tc>
@@ -762,7 +772,7 @@
           </w:tcPr>
           <w:p>
             <w:r>
-              <w:t>Ghi chú</w:t>
+              <w:t>—</w:t>
             </w:r>
           </w:p>
         </w:tc>
@@ -846,7 +856,7 @@
           </w:tcPr>
           <w:p>
             <w:r>
-              <w:t>IP slave (HA)</w:t>
+              <w:t>HA</w:t>
             </w:r>
           </w:p>
         </w:tc>
@@ -1014,7 +1024,7 @@
           </w:tcPr>
           <w:p>
             <w:r>
-              <w:t>Username để SSH vào NE</w:t>
+              <w:t>User SSH vào NE</w:t>
             </w:r>
           </w:p>
         </w:tc>
@@ -1056,7 +1066,49 @@
           </w:tcPr>
           <w:p>
             <w:r>
-              <w:t>Password để SSH vào NE</w:t>
+              <w:t>Pass SSH vào NE</w:t>
+            </w:r>
+          </w:p>
+        </w:tc>
+      </w:tr>
+      <w:tr>
+        <w:tc>
+          <w:tcPr>
+            <w:tcW w:type="dxa" w:w="2160"/>
+          </w:tcPr>
+          <w:p>
+            <w:r>
+              <w:t>profile / ne_profile</w:t>
+            </w:r>
+          </w:p>
+        </w:tc>
+        <w:tc>
+          <w:tcPr>
+            <w:tcW w:type="dxa" w:w="2160"/>
+          </w:tcPr>
+          <w:p>
+            <w:r>
+              <w:t>ne_profile_id</w:t>
+            </w:r>
+          </w:p>
+        </w:tc>
+        <w:tc>
+          <w:tcPr>
+            <w:tcW w:type="dxa" w:w="2160"/>
+          </w:tcPr>
+          <w:p>
+            <w:r>
+              <w:t>int|name</w:t>
+            </w:r>
+          </w:p>
+        </w:tc>
+        <w:tc>
+          <w:tcPr>
+            <w:tcW w:type="dxa" w:w="2160"/>
+          </w:tcPr>
+          <w:p>
+            <w:r>
+              <w:t>Tên hoặc id của NE Profile</w:t>
             </w:r>
           </w:p>
         </w:tc>
@@ -1071,11 +1123,11 @@
       </w:r>
     </w:p>
     <w:p>
+      <w:pPr>
+        <w:pStyle w:val="ListBullet"/>
+      </w:pPr>
       <w:r>
-        <w:rPr>
-          <w:b/>
-        </w:rPr>
-        <w:t>Field bắt buộc khi set (tạo mới):</w:t>
+        <w:t>Bắt buộc: name. Tuỳ chọn: description.</w:t>
       </w:r>
     </w:p>
     <w:p>
@@ -1083,7 +1135,39 @@
         <w:pStyle w:val="ListBullet"/>
       </w:pPr>
       <w:r>
-        <w:t>name — tên group, duy nhất toàn hệ thống.</w:t>
+        <w:t>`update group &lt;name|id&gt; name &lt;new&gt;` để rename. Permission gắn vào group bằng allow/deny (xem mục 3.6).</w:t>
+      </w:r>
+    </w:p>
+    <w:p>
+      <w:pPr>
+        <w:pStyle w:val="Heading2"/>
+      </w:pPr>
+      <w:r>
+        <w:t>2.4. ne-profile (cli_ne_profile)</w:t>
+      </w:r>
+    </w:p>
+    <w:p>
+      <w:pPr>
+        <w:pStyle w:val="ListBullet"/>
+      </w:pPr>
+      <w:r>
+        <w:t>Bắt buộc: name. Tuỳ chọn: description.</w:t>
+      </w:r>
+    </w:p>
+    <w:p>
+      <w:pPr>
+        <w:pStyle w:val="ListBullet"/>
+      </w:pPr>
+      <w:r>
+        <w:t>Phân loại NE theo tập lệnh (SMF, AMF, UPF, generic-router, …). NE gắn profile bằng `update ne &lt;name&gt; ne_profile &lt;profile&gt;`.</w:t>
+      </w:r>
+    </w:p>
+    <w:p>
+      <w:pPr>
+        <w:pStyle w:val="Heading2"/>
+      </w:pPr>
+      <w:r>
+        <w:t>2.5. command-def (cli_command_def)</w:t>
       </w:r>
     </w:p>
     <w:p>
@@ -1091,7 +1175,334 @@
         <w:rPr>
           <w:b/>
         </w:rPr>
-        <w:t>Field tuỳ chọn:</w:t>
+        <w:t>Bắt buộc: service, pattern, category. Tuỳ chọn: ne_profile (default *), risk_level (0/1/2), description.</w:t>
+      </w:r>
+    </w:p>
+    <w:tbl>
+      <w:tblPr>
+        <w:tblStyle w:val="LightGrid-Accent1"/>
+        <w:tblW w:type="auto" w:w="0"/>
+        <w:tblLook w:firstColumn="1" w:firstRow="1" w:lastColumn="0" w:lastRow="0" w:noHBand="0" w:noVBand="1" w:val="04A0"/>
+      </w:tblPr>
+      <w:tblGrid>
+        <w:gridCol w:w="2160"/>
+        <w:gridCol w:w="2160"/>
+        <w:gridCol w:w="2160"/>
+        <w:gridCol w:w="2160"/>
+      </w:tblGrid>
+      <w:tr>
+        <w:tc>
+          <w:tcPr>
+            <w:tcW w:type="dxa" w:w="2160"/>
+          </w:tcPr>
+          <w:p>
+            <w:r>
+              <w:rPr>
+                <w:b/>
+              </w:rPr>
+              <w:t>Alias</w:t>
+            </w:r>
+          </w:p>
+        </w:tc>
+        <w:tc>
+          <w:tcPr>
+            <w:tcW w:type="dxa" w:w="2160"/>
+          </w:tcPr>
+          <w:p>
+            <w:r>
+              <w:rPr>
+                <w:b/>
+              </w:rPr>
+              <w:t>Canonical</w:t>
+            </w:r>
+          </w:p>
+        </w:tc>
+        <w:tc>
+          <w:tcPr>
+            <w:tcW w:type="dxa" w:w="2160"/>
+          </w:tcPr>
+          <w:p>
+            <w:r>
+              <w:rPr>
+                <w:b/>
+              </w:rPr>
+              <w:t>Kiểu / Enum</w:t>
+            </w:r>
+          </w:p>
+        </w:tc>
+        <w:tc>
+          <w:tcPr>
+            <w:tcW w:type="dxa" w:w="2160"/>
+          </w:tcPr>
+          <w:p>
+            <w:r>
+              <w:rPr>
+                <w:b/>
+              </w:rPr>
+              <w:t>Ghi chú</w:t>
+            </w:r>
+          </w:p>
+        </w:tc>
+      </w:tr>
+      <w:tr>
+        <w:tc>
+          <w:tcPr>
+            <w:tcW w:type="dxa" w:w="2160"/>
+          </w:tcPr>
+          <w:p>
+            <w:r>
+              <w:t>service</w:t>
+            </w:r>
+          </w:p>
+        </w:tc>
+        <w:tc>
+          <w:tcPr>
+            <w:tcW w:type="dxa" w:w="2160"/>
+          </w:tcPr>
+          <w:p>
+            <w:r>
+              <w:t>service</w:t>
+            </w:r>
+          </w:p>
+        </w:tc>
+        <w:tc>
+          <w:tcPr>
+            <w:tcW w:type="dxa" w:w="2160"/>
+          </w:tcPr>
+          <w:p>
+            <w:r>
+              <w:t>ne-command|ne-config|*</w:t>
+            </w:r>
+          </w:p>
+        </w:tc>
+        <w:tc>
+          <w:tcPr>
+            <w:tcW w:type="dxa" w:w="2160"/>
+          </w:tcPr>
+          <w:p>
+            <w:r>
+              <w:t>Service nào áp dụng</w:t>
+            </w:r>
+          </w:p>
+        </w:tc>
+      </w:tr>
+      <w:tr>
+        <w:tc>
+          <w:tcPr>
+            <w:tcW w:type="dxa" w:w="2160"/>
+          </w:tcPr>
+          <w:p>
+            <w:r>
+              <w:t>profile / ne_profile</w:t>
+            </w:r>
+          </w:p>
+        </w:tc>
+        <w:tc>
+          <w:tcPr>
+            <w:tcW w:type="dxa" w:w="2160"/>
+          </w:tcPr>
+          <w:p>
+            <w:r>
+              <w:t>ne_profile</w:t>
+            </w:r>
+          </w:p>
+        </w:tc>
+        <w:tc>
+          <w:tcPr>
+            <w:tcW w:type="dxa" w:w="2160"/>
+          </w:tcPr>
+          <w:p>
+            <w:r>
+              <w:t>string</w:t>
+            </w:r>
+          </w:p>
+        </w:tc>
+        <w:tc>
+          <w:tcPr>
+            <w:tcW w:type="dxa" w:w="2160"/>
+          </w:tcPr>
+          <w:p>
+            <w:r>
+              <w:t>Profile mà command thuộc về (* = mọi NE)</w:t>
+            </w:r>
+          </w:p>
+        </w:tc>
+      </w:tr>
+      <w:tr>
+        <w:tc>
+          <w:tcPr>
+            <w:tcW w:type="dxa" w:w="2160"/>
+          </w:tcPr>
+          <w:p>
+            <w:r>
+              <w:t>pattern</w:t>
+            </w:r>
+          </w:p>
+        </w:tc>
+        <w:tc>
+          <w:tcPr>
+            <w:tcW w:type="dxa" w:w="2160"/>
+          </w:tcPr>
+          <w:p>
+            <w:r>
+              <w:t>pattern</w:t>
+            </w:r>
+          </w:p>
+        </w:tc>
+        <w:tc>
+          <w:tcPr>
+            <w:tcW w:type="dxa" w:w="2160"/>
+          </w:tcPr>
+          <w:p>
+            <w:r>
+              <w:t>string</w:t>
+            </w:r>
+          </w:p>
+        </w:tc>
+        <w:tc>
+          <w:tcPr>
+            <w:tcW w:type="dxa" w:w="2160"/>
+          </w:tcPr>
+          <w:p>
+            <w:r>
+              <w:t>Pattern lệnh; `*` cuối = wildcard suffix</w:t>
+            </w:r>
+          </w:p>
+        </w:tc>
+      </w:tr>
+      <w:tr>
+        <w:tc>
+          <w:tcPr>
+            <w:tcW w:type="dxa" w:w="2160"/>
+          </w:tcPr>
+          <w:p>
+            <w:r>
+              <w:t>category</w:t>
+            </w:r>
+          </w:p>
+        </w:tc>
+        <w:tc>
+          <w:tcPr>
+            <w:tcW w:type="dxa" w:w="2160"/>
+          </w:tcPr>
+          <w:p>
+            <w:r>
+              <w:t>category</w:t>
+            </w:r>
+          </w:p>
+        </w:tc>
+        <w:tc>
+          <w:tcPr>
+            <w:tcW w:type="dxa" w:w="2160"/>
+          </w:tcPr>
+          <w:p>
+            <w:r>
+              <w:t>monitoring|configuration|admin|debug</w:t>
+            </w:r>
+          </w:p>
+        </w:tc>
+        <w:tc>
+          <w:tcPr>
+            <w:tcW w:type="dxa" w:w="2160"/>
+          </w:tcPr>
+          <w:p>
+            <w:r>
+              <w:t>—</w:t>
+            </w:r>
+          </w:p>
+        </w:tc>
+      </w:tr>
+      <w:tr>
+        <w:tc>
+          <w:tcPr>
+            <w:tcW w:type="dxa" w:w="2160"/>
+          </w:tcPr>
+          <w:p>
+            <w:r>
+              <w:t>risk / risk_level</w:t>
+            </w:r>
+          </w:p>
+        </w:tc>
+        <w:tc>
+          <w:tcPr>
+            <w:tcW w:type="dxa" w:w="2160"/>
+          </w:tcPr>
+          <w:p>
+            <w:r>
+              <w:t>risk_level</w:t>
+            </w:r>
+          </w:p>
+        </w:tc>
+        <w:tc>
+          <w:tcPr>
+            <w:tcW w:type="dxa" w:w="2160"/>
+          </w:tcPr>
+          <w:p>
+            <w:r>
+              <w:t>int 0/1/2</w:t>
+            </w:r>
+          </w:p>
+        </w:tc>
+        <w:tc>
+          <w:tcPr>
+            <w:tcW w:type="dxa" w:w="2160"/>
+          </w:tcPr>
+          <w:p>
+            <w:r>
+              <w:t>0=safe, 2=dangerous</w:t>
+            </w:r>
+          </w:p>
+        </w:tc>
+      </w:tr>
+      <w:tr>
+        <w:tc>
+          <w:tcPr>
+            <w:tcW w:type="dxa" w:w="2160"/>
+          </w:tcPr>
+          <w:p>
+            <w:r>
+              <w:t>description</w:t>
+            </w:r>
+          </w:p>
+        </w:tc>
+        <w:tc>
+          <w:tcPr>
+            <w:tcW w:type="dxa" w:w="2160"/>
+          </w:tcPr>
+          <w:p>
+            <w:r>
+              <w:t>description</w:t>
+            </w:r>
+          </w:p>
+        </w:tc>
+        <w:tc>
+          <w:tcPr>
+            <w:tcW w:type="dxa" w:w="2160"/>
+          </w:tcPr>
+          <w:p>
+            <w:r>
+              <w:t>string</w:t>
+            </w:r>
+          </w:p>
+        </w:tc>
+        <w:tc>
+          <w:tcPr>
+            <w:tcW w:type="dxa" w:w="2160"/>
+          </w:tcPr>
+          <w:p>
+            <w:r>
+              <w:t>—</w:t>
+            </w:r>
+          </w:p>
+        </w:tc>
+      </w:tr>
+    </w:tbl>
+    <w:p>
+      <w:pPr>
+        <w:pStyle w:val="Heading2"/>
+      </w:pPr>
+      <w:r>
+        <w:t>2.6. command-group (cli_command_group)</w:t>
       </w:r>
     </w:p>
     <w:p>
@@ -1099,7 +1510,15 @@
         <w:pStyle w:val="ListBullet"/>
       </w:pPr>
       <w:r>
-        <w:t>description — ghi chú group.</w:t>
+        <w:t>Bắt buộc: name. Tuỳ chọn: service (default *), ne_profile (default *), description.</w:t>
+      </w:r>
+    </w:p>
+    <w:p>
+      <w:pPr>
+        <w:pStyle w:val="ListBullet"/>
+      </w:pPr>
+      <w:r>
+        <w:t>Quản lý member bằng `map command-group &lt;cg&gt; command &lt;cmd_def_id&gt;` / `unmap`.</w:t>
       </w:r>
     </w:p>
     <w:p>
@@ -1107,7 +1526,7 @@
         <w:pStyle w:val="Heading1"/>
       </w:pPr>
       <w:r>
-        <w:t>3. Các lệnh chi tiết</w:t>
+        <w:t>3. Các verb chi tiết</w:t>
       </w:r>
     </w:p>
     <w:p>
@@ -1129,11 +1548,11 @@
           <w:rFonts w:ascii="Consolas" w:hAnsi="Consolas"/>
           <w:sz w:val="20"/>
         </w:rPr>
-        <w:t>show user|ne|group                      # liệt kê tất cả (bảng)</w:t>
+        <w:t>show &lt;entity&gt;                                # liệt kê tất cả</w:t>
         <w:br/>
-        <w:t>show user|ne|group &lt;name|id&gt;            # legacy: tìm theo name hoặc id</w:t>
+        <w:t>show &lt;entity&gt; &lt;name|id&gt;                      # legacy: tìm theo name hoặc id</w:t>
         <w:br/>
-        <w:t>show user|ne|group &lt;field&gt; &lt;value&gt;      # lọc theo trường</w:t>
+        <w:t>show &lt;entity&gt; &lt;field&gt; &lt;value&gt;                # lọc theo field</w:t>
       </w:r>
     </w:p>
     <w:p>
@@ -1141,7 +1560,7 @@
         <w:rPr>
           <w:b/>
         </w:rPr>
-        <w:t>Mandatory: không có ngoài entity. Các trường filter hỗ trợ:</w:t>
+        <w:t>Filter fields hỗ trợ:</w:t>
       </w:r>
     </w:p>
     <w:tbl>
@@ -1213,7 +1632,7 @@
           </w:tcPr>
           <w:p>
             <w:r>
-              <w:t>name (username, account_name) | id (account_id) | email | role (type, account_type)</w:t>
+              <w:t>name (username, account_name) | id | email | role (type)</w:t>
             </w:r>
           </w:p>
         </w:tc>
@@ -1223,7 +1642,7 @@
           </w:tcPr>
           <w:p>
             <w:r>
-              <w:t>name/id/email: match chính xác, in detail (table nếu trùng). role: luôn in bảng (nhiều user có thể cùng role). role nhận label SuperAdmin|Admin|Normal hoặc số 0|1|2.</w:t>
+              <w:t>name/id/email match chính xác → in detail (table khi trùng); role nhận label SuperAdmin|Admin|Normal hoặc 0|1|2 → in bảng.</w:t>
             </w:r>
           </w:p>
         </w:tc>
@@ -1255,7 +1674,7 @@
           </w:tcPr>
           <w:p>
             <w:r>
-              <w:t>name: in bảng nếu ne_name trùng qua nhiều namespace; id: in detail. site/namespace: luôn in bảng.</w:t>
+              <w:t>name in bảng nếu trùng qua nhiều namespace; site/namespace luôn in bảng.</w:t>
             </w:r>
           </w:p>
         </w:tc>
@@ -1287,7 +1706,103 @@
           </w:tcPr>
           <w:p>
             <w:r>
-              <w:t>In detail (kèm users và ne_ids).</w:t>
+              <w:t>In detail (kèm users + ne_ids).</w:t>
+            </w:r>
+          </w:p>
+        </w:tc>
+      </w:tr>
+      <w:tr>
+        <w:tc>
+          <w:tcPr>
+            <w:tcW w:type="dxa" w:w="2880"/>
+          </w:tcPr>
+          <w:p>
+            <w:r>
+              <w:t>ne-profile</w:t>
+            </w:r>
+          </w:p>
+        </w:tc>
+        <w:tc>
+          <w:tcPr>
+            <w:tcW w:type="dxa" w:w="2880"/>
+          </w:tcPr>
+          <w:p>
+            <w:r>
+              <w:t>name | id</w:t>
+            </w:r>
+          </w:p>
+        </w:tc>
+        <w:tc>
+          <w:tcPr>
+            <w:tcW w:type="dxa" w:w="2880"/>
+          </w:tcPr>
+          <w:p>
+            <w:r>
+              <w:t>In detail.</w:t>
+            </w:r>
+          </w:p>
+        </w:tc>
+      </w:tr>
+      <w:tr>
+        <w:tc>
+          <w:tcPr>
+            <w:tcW w:type="dxa" w:w="2880"/>
+          </w:tcPr>
+          <w:p>
+            <w:r>
+              <w:t>command-def</w:t>
+            </w:r>
+          </w:p>
+        </w:tc>
+        <w:tc>
+          <w:tcPr>
+            <w:tcW w:type="dxa" w:w="2880"/>
+          </w:tcPr>
+          <w:p>
+            <w:r>
+              <w:t>service | ne_profile | category</w:t>
+            </w:r>
+          </w:p>
+        </w:tc>
+        <w:tc>
+          <w:tcPr>
+            <w:tcW w:type="dxa" w:w="2880"/>
+          </w:tcPr>
+          <w:p>
+            <w:r>
+              <w:t>Filter, in bảng.</w:t>
+            </w:r>
+          </w:p>
+        </w:tc>
+      </w:tr>
+      <w:tr>
+        <w:tc>
+          <w:tcPr>
+            <w:tcW w:type="dxa" w:w="2880"/>
+          </w:tcPr>
+          <w:p>
+            <w:r>
+              <w:t>command-group</w:t>
+            </w:r>
+          </w:p>
+        </w:tc>
+        <w:tc>
+          <w:tcPr>
+            <w:tcW w:type="dxa" w:w="2880"/>
+          </w:tcPr>
+          <w:p>
+            <w:r>
+              <w:t>service | ne_profile | name</w:t>
+            </w:r>
+          </w:p>
+        </w:tc>
+        <w:tc>
+          <w:tcPr>
+            <w:tcW w:type="dxa" w:w="2880"/>
+          </w:tcPr>
+          <w:p>
+            <w:r>
+              <w:t>name in detail (kèm member); còn lại in bảng.</w:t>
             </w:r>
           </w:p>
         </w:tc>
@@ -1298,7 +1813,7 @@
         <w:rPr>
           <w:b w:val="0"/>
         </w:rPr>
-        <w:t>Tab ở vị trí field sẽ gợi ý các alias; Tab ở vị trí value của trường enum (role) sẽ gợi ý SuperAdmin/Admin/Normal.</w:t>
+        <w:t>Tab ở vị trí field gợi ý alias; Tab ở vị trí value của trường enum (role, service, category) gợi ý giá trị.</w:t>
       </w:r>
     </w:p>
     <w:p>
@@ -1306,7 +1821,7 @@
         <w:pStyle w:val="Heading3"/>
       </w:pPr>
       <w:r>
-        <w:t>Ví dụ &amp; output — user</w:t>
+        <w:t>Ví dụ</w:t>
       </w:r>
     </w:p>
     <w:p>
@@ -1320,7 +1835,21 @@
           <w:rFonts w:ascii="Consolas" w:hAnsi="Consolas"/>
           <w:sz w:val="20"/>
         </w:rPr>
-        <w:t>cli-config&gt; show user</w:t>
+        <w:t>cli-config&gt; show user role Admin</w:t>
+        <w:br/>
+        <w:t>ID  NAME    ROLE   ENABLED  EMAIL              FULL NAME</w:t>
+        <w:br/>
+        <w:t>2   alice   Admin  true     alice@example.com  Alice Wonder</w:t>
+        <w:br/>
+        <w:t>(1 user)</w:t>
+      </w:r>
+    </w:p>
+    <w:p>
+      <w:pPr>
+        <w:pStyle w:val="Heading2"/>
+      </w:pPr>
+      <w:r>
+        <w:t>3.2. set — tạo mới (hoặc re-enable nếu user đang disable)</w:t>
       </w:r>
     </w:p>
     <w:p>
@@ -1334,15 +1863,55 @@
           <w:rFonts w:ascii="Consolas" w:hAnsi="Consolas"/>
           <w:sz w:val="20"/>
         </w:rPr>
-        <w:t>ID  NAME       ROLE        ENABLED  EMAIL              FULL NAME</w:t>
-        <w:br/>
-        <w:t xml:space="preserve">1   anhdt195   SuperAdmin  true                         </w:t>
-        <w:br/>
-        <w:t>2   alice      Admin       true     alice@example.com   Alice Wonder</w:t>
-        <w:br/>
-        <w:t>3   bob        Normal      true     bob@example.com     Bob B</w:t>
-        <w:br/>
-        <w:t>(3 users)</w:t>
+        <w:t>set &lt;entity&gt; &lt;field&gt; &lt;value&gt; [&lt;field&gt; &lt;value&gt; ...]</w:t>
+      </w:r>
+    </w:p>
+    <w:p>
+      <w:r>
+        <w:rPr>
+          <w:b w:val="0"/>
+        </w:rPr>
+        <w:t>Tất cả field bắt buộc của entity phải có mặt — thiếu sẽ trả lỗi và huỷ lệnh.</w:t>
+      </w:r>
+    </w:p>
+    <w:p>
+      <w:r>
+        <w:rPr>
+          <w:b/>
+        </w:rPr>
+        <w:t>Re-enable user disabled (đặc biệt cho `set user`):</w:t>
+      </w:r>
+    </w:p>
+    <w:p>
+      <w:pPr>
+        <w:pStyle w:val="ListBullet"/>
+      </w:pPr>
+      <w:r>
+        <w:t>Nếu account_name đã tồn tại nhưng `is_enable=false`, server merge các field non-empty từ request vào record cũ + bật lại `is_enable=true`.</w:t>
+      </w:r>
+    </w:p>
+    <w:p>
+      <w:pPr>
+        <w:pStyle w:val="ListBullet"/>
+      </w:pPr>
+      <w:r>
+        <w:t>Field không truyền giữ nguyên giá trị cũ. Password luôn refresh.</w:t>
+      </w:r>
+    </w:p>
+    <w:p>
+      <w:pPr>
+        <w:pStyle w:val="ListBullet"/>
+      </w:pPr>
+      <w:r>
+        <w:t>Email của user disabled coi như free → user mới có thể tái sử dụng.</w:t>
+      </w:r>
+    </w:p>
+    <w:p>
+      <w:pPr>
+        <w:pStyle w:val="Heading3"/>
+      </w:pPr>
+      <w:r>
+        <w:t>Ví dụ</w:t>
       </w:r>
     </w:p>
     <w:p>
@@ -1356,713 +1925,32 @@
           <w:rFonts w:ascii="Consolas" w:hAnsi="Consolas"/>
           <w:sz w:val="20"/>
         </w:rPr>
-        <w:t>cli-config&gt; show user name alice</w:t>
-      </w:r>
-    </w:p>
-    <w:p>
-      <w:pPr>
-        <w:spacing w:before="80" w:after="80"/>
-        <w:ind w:left="360"/>
-        <w:shd w:fill="F2F2F2"/>
-      </w:pPr>
-      <w:r>
-        <w:rPr>
-          <w:rFonts w:ascii="Consolas" w:hAnsi="Consolas"/>
-          <w:sz w:val="20"/>
-        </w:rPr>
-        <w:t>id:           2</w:t>
+        <w:t>cli-config&gt; set user name alice password Secret123! email alice@example.com \</w:t>
         <w:br/>
-        <w:t>name:         alice</w:t>
+        <w:t xml:space="preserve">            full_name "Alice Wonder" phone 0900000000 type 1</w:t>
         <w:br/>
-        <w:t>role:         Admin</w:t>
+        <w:t>OK: user created</w:t>
         <w:br/>
-        <w:t>enabled:      true</w:t>
         <w:br/>
-        <w:t>email:        alice@example.com</w:t>
-        <w:br/>
-        <w:t>full_name:    Alice Wonder</w:t>
-        <w:br/>
-        <w:t>phone:        0900000000</w:t>
-        <w:br/>
-        <w:t>address:      HN</w:t>
-        <w:br/>
-        <w:t>description:  demo user</w:t>
-        <w:br/>
-        <w:t>created_by:   anhdt195</w:t>
-      </w:r>
-    </w:p>
-    <w:p>
-      <w:pPr>
-        <w:spacing w:before="80" w:after="80"/>
-        <w:ind w:left="360"/>
-        <w:shd w:fill="F2F2F2"/>
-      </w:pPr>
-      <w:r>
-        <w:rPr>
-          <w:rFonts w:ascii="Consolas" w:hAnsi="Consolas"/>
-          <w:sz w:val="20"/>
-        </w:rPr>
-        <w:t>cli-config&gt; show user alice              # legacy: cùng nghĩa 'show user name alice'</w:t>
-      </w:r>
-    </w:p>
-    <w:p>
-      <w:pPr>
-        <w:spacing w:before="80" w:after="80"/>
-        <w:ind w:left="360"/>
-        <w:shd w:fill="F2F2F2"/>
-      </w:pPr>
-      <w:r>
-        <w:rPr>
-          <w:rFonts w:ascii="Consolas" w:hAnsi="Consolas"/>
-          <w:sz w:val="20"/>
-        </w:rPr>
-        <w:t>cli-config&gt; show user email bob@example.com</w:t>
-      </w:r>
-    </w:p>
-    <w:p>
-      <w:pPr>
-        <w:spacing w:before="80" w:after="80"/>
-        <w:ind w:left="360"/>
-        <w:shd w:fill="F2F2F2"/>
-      </w:pPr>
-      <w:r>
-        <w:rPr>
-          <w:rFonts w:ascii="Consolas" w:hAnsi="Consolas"/>
-          <w:sz w:val="20"/>
-        </w:rPr>
-        <w:t>id:           3</w:t>
-        <w:br/>
-        <w:t>name:         bob</w:t>
-        <w:br/>
-        <w:t>role:         Normal</w:t>
-        <w:br/>
-        <w:t>...</w:t>
-      </w:r>
-    </w:p>
-    <w:p>
-      <w:pPr>
-        <w:spacing w:before="80" w:after="80"/>
-        <w:ind w:left="360"/>
-        <w:shd w:fill="F2F2F2"/>
-      </w:pPr>
-      <w:r>
-        <w:rPr>
-          <w:rFonts w:ascii="Consolas" w:hAnsi="Consolas"/>
-          <w:sz w:val="20"/>
-        </w:rPr>
-        <w:t>cli-config&gt; show user role Admin         # in toàn bộ Admin</w:t>
-      </w:r>
-    </w:p>
-    <w:p>
-      <w:pPr>
-        <w:spacing w:before="80" w:after="80"/>
-        <w:ind w:left="360"/>
-        <w:shd w:fill="F2F2F2"/>
-      </w:pPr>
-      <w:r>
-        <w:rPr>
-          <w:rFonts w:ascii="Consolas" w:hAnsi="Consolas"/>
-          <w:sz w:val="20"/>
-        </w:rPr>
-        <w:t>ID  NAME     ROLE   ENABLED  EMAIL              FULL NAME</w:t>
-        <w:br/>
-        <w:t>2   alice    Admin  true     alice@example.com  Alice Wonder</w:t>
-        <w:br/>
-        <w:t>4   carol    Admin  true     carol@example.com  Carol C</w:t>
-        <w:br/>
-        <w:t>(2 users)</w:t>
-      </w:r>
-    </w:p>
-    <w:p>
-      <w:pPr>
-        <w:spacing w:before="80" w:after="80"/>
-        <w:ind w:left="360"/>
-        <w:shd w:fill="F2F2F2"/>
-      </w:pPr>
-      <w:r>
-        <w:rPr>
-          <w:rFonts w:ascii="Consolas" w:hAnsi="Consolas"/>
-          <w:sz w:val="20"/>
-        </w:rPr>
-        <w:t>cli-config&gt; show user role 2             # giá trị số: Normal</w:t>
-      </w:r>
-    </w:p>
-    <w:p>
-      <w:pPr>
-        <w:spacing w:before="80" w:after="80"/>
-        <w:ind w:left="360"/>
-        <w:shd w:fill="F2F2F2"/>
-      </w:pPr>
-      <w:r>
-        <w:rPr>
-          <w:rFonts w:ascii="Consolas" w:hAnsi="Consolas"/>
-          <w:sz w:val="20"/>
-        </w:rPr>
-        <w:t>ID  NAME  ROLE    ENABLED  EMAIL            FULL NAME</w:t>
-        <w:br/>
-        <w:t>3   bob   Normal  true     bob@example.com  Bob B</w:t>
-        <w:br/>
-        <w:t>(1 user)</w:t>
-      </w:r>
-    </w:p>
-    <w:p>
-      <w:pPr>
-        <w:pStyle w:val="Heading3"/>
-      </w:pPr>
-      <w:r>
-        <w:t>Ví dụ &amp; output — ne</w:t>
-      </w:r>
-    </w:p>
-    <w:p>
-      <w:pPr>
-        <w:spacing w:before="80" w:after="80"/>
-        <w:ind w:left="360"/>
-        <w:shd w:fill="F2F2F2"/>
-      </w:pPr>
-      <w:r>
-        <w:rPr>
-          <w:rFonts w:ascii="Consolas" w:hAnsi="Consolas"/>
-          <w:sz w:val="20"/>
-        </w:rPr>
-        <w:t>cli-config&gt; show ne</w:t>
-      </w:r>
-    </w:p>
-    <w:p>
-      <w:pPr>
-        <w:spacing w:before="80" w:after="80"/>
-        <w:ind w:left="360"/>
-        <w:shd w:fill="F2F2F2"/>
-      </w:pPr>
-      <w:r>
-        <w:rPr>
-          <w:rFonts w:ascii="Consolas" w:hAnsi="Consolas"/>
-          <w:sz w:val="20"/>
-        </w:rPr>
-        <w:t>ID  NAME     SITE  NAMESPACE  IP            PORT  MODE</w:t>
-        <w:br/>
-        <w:t>1   HTSMF01  HN    default    10.0.0.10     830   NETCONF</w:t>
-        <w:br/>
-        <w:t>2   HTSMF01  HCM   tenant-a   10.1.0.10     830   NETCONF</w:t>
-        <w:br/>
-        <w:t>3   HTSMF02  HN    default    10.0.0.11     22    SSH</w:t>
-        <w:br/>
-        <w:t>(3 NEs)</w:t>
-      </w:r>
-    </w:p>
-    <w:p>
-      <w:pPr>
-        <w:spacing w:before="80" w:after="80"/>
-        <w:ind w:left="360"/>
-        <w:shd w:fill="F2F2F2"/>
-      </w:pPr>
-      <w:r>
-        <w:rPr>
-          <w:rFonts w:ascii="Consolas" w:hAnsi="Consolas"/>
-          <w:sz w:val="20"/>
-        </w:rPr>
-        <w:t>cli-config&gt; show ne name HTSMF01         # trùng tên qua nhiều namespace → bảng</w:t>
-      </w:r>
-    </w:p>
-    <w:p>
-      <w:pPr>
-        <w:spacing w:before="80" w:after="80"/>
-        <w:ind w:left="360"/>
-        <w:shd w:fill="F2F2F2"/>
-      </w:pPr>
-      <w:r>
-        <w:rPr>
-          <w:rFonts w:ascii="Consolas" w:hAnsi="Consolas"/>
-          <w:sz w:val="20"/>
-        </w:rPr>
-        <w:t>ID  NAME     SITE  NAMESPACE  IP          PORT  MODE</w:t>
-        <w:br/>
-        <w:t>1   HTSMF01  HN    default    10.0.0.10   830   NETCONF</w:t>
-        <w:br/>
-        <w:t>2   HTSMF01  HCM   tenant-a   10.1.0.10   830   NETCONF</w:t>
-        <w:br/>
-        <w:t>(2 NEs)</w:t>
-      </w:r>
-    </w:p>
-    <w:p>
-      <w:pPr>
-        <w:spacing w:before="80" w:after="80"/>
-        <w:ind w:left="360"/>
-        <w:shd w:fill="F2F2F2"/>
-      </w:pPr>
-      <w:r>
-        <w:rPr>
-          <w:rFonts w:ascii="Consolas" w:hAnsi="Consolas"/>
-          <w:sz w:val="20"/>
-        </w:rPr>
-        <w:t>cli-config&gt; show ne id 3                 # id luôn duy nhất → detail</w:t>
-      </w:r>
-    </w:p>
-    <w:p>
-      <w:pPr>
-        <w:spacing w:before="80" w:after="80"/>
-        <w:ind w:left="360"/>
-        <w:shd w:fill="F2F2F2"/>
-      </w:pPr>
-      <w:r>
-        <w:rPr>
-          <w:rFonts w:ascii="Consolas" w:hAnsi="Consolas"/>
-          <w:sz w:val="20"/>
-        </w:rPr>
-        <w:t>id:                    3</w:t>
-        <w:br/>
-        <w:t>ne_name:               HTSMF02</w:t>
-        <w:br/>
-        <w:t>site_name:             HN</w:t>
-        <w:br/>
-        <w:t>namespace:             default</w:t>
-        <w:br/>
-        <w:t>conf_master_ip:        10.0.0.11</w:t>
-        <w:br/>
-        <w:t>conf_port_master_tcp:  22</w:t>
-        <w:br/>
-        <w:t>command_url:           ssh://10.0.0.11</w:t>
-        <w:br/>
-        <w:t>conf_mode:             SSH</w:t>
-      </w:r>
-    </w:p>
-    <w:p>
-      <w:pPr>
-        <w:spacing w:before="80" w:after="80"/>
-        <w:ind w:left="360"/>
-        <w:shd w:fill="F2F2F2"/>
-      </w:pPr>
-      <w:r>
-        <w:rPr>
-          <w:rFonts w:ascii="Consolas" w:hAnsi="Consolas"/>
-          <w:sz w:val="20"/>
-        </w:rPr>
-        <w:t>cli-config&gt; show ne site HN              # tất cả NE ở site HN</w:t>
-      </w:r>
-    </w:p>
-    <w:p>
-      <w:pPr>
-        <w:spacing w:before="80" w:after="80"/>
-        <w:ind w:left="360"/>
-        <w:shd w:fill="F2F2F2"/>
-      </w:pPr>
-      <w:r>
-        <w:rPr>
-          <w:rFonts w:ascii="Consolas" w:hAnsi="Consolas"/>
-          <w:sz w:val="20"/>
-        </w:rPr>
-        <w:t>ID  NAME     SITE  NAMESPACE  IP          PORT  MODE</w:t>
-        <w:br/>
-        <w:t>1   HTSMF01  HN    default    10.0.0.10   830   NETCONF</w:t>
-        <w:br/>
-        <w:t>3   HTSMF02  HN    default    10.0.0.11   22    SSH</w:t>
-        <w:br/>
-        <w:t>(2 NEs)</w:t>
-      </w:r>
-    </w:p>
-    <w:p>
-      <w:pPr>
-        <w:spacing w:before="80" w:after="80"/>
-        <w:ind w:left="360"/>
-        <w:shd w:fill="F2F2F2"/>
-      </w:pPr>
-      <w:r>
-        <w:rPr>
-          <w:rFonts w:ascii="Consolas" w:hAnsi="Consolas"/>
-          <w:sz w:val="20"/>
-        </w:rPr>
-        <w:t>cli-config&gt; show ne namespace tenant-a   # tất cả NE trong namespace</w:t>
-      </w:r>
-    </w:p>
-    <w:p>
-      <w:pPr>
-        <w:spacing w:before="80" w:after="80"/>
-        <w:ind w:left="360"/>
-        <w:shd w:fill="F2F2F2"/>
-      </w:pPr>
-      <w:r>
-        <w:rPr>
-          <w:rFonts w:ascii="Consolas" w:hAnsi="Consolas"/>
-          <w:sz w:val="20"/>
-        </w:rPr>
-        <w:t>ID  NAME     SITE  NAMESPACE  IP          PORT  MODE</w:t>
-        <w:br/>
-        <w:t>2   HTSMF01  HCM   tenant-a   10.1.0.10   830   NETCONF</w:t>
-        <w:br/>
-        <w:t>(1 NE)</w:t>
-      </w:r>
-    </w:p>
-    <w:p>
-      <w:pPr>
-        <w:pStyle w:val="Heading3"/>
-      </w:pPr>
-      <w:r>
-        <w:t>Ví dụ &amp; output — group</w:t>
-      </w:r>
-    </w:p>
-    <w:p>
-      <w:pPr>
-        <w:spacing w:before="80" w:after="80"/>
-        <w:ind w:left="360"/>
-        <w:shd w:fill="F2F2F2"/>
-      </w:pPr>
-      <w:r>
-        <w:rPr>
-          <w:rFonts w:ascii="Consolas" w:hAnsi="Consolas"/>
-          <w:sz w:val="20"/>
-        </w:rPr>
-        <w:t>cli-config&gt; show group</w:t>
-      </w:r>
-    </w:p>
-    <w:p>
-      <w:pPr>
-        <w:spacing w:before="80" w:after="80"/>
-        <w:ind w:left="360"/>
-        <w:shd w:fill="F2F2F2"/>
-      </w:pPr>
-      <w:r>
-        <w:rPr>
-          <w:rFonts w:ascii="Consolas" w:hAnsi="Consolas"/>
-          <w:sz w:val="20"/>
-        </w:rPr>
-        <w:t>ID  NAME  DESCRIPTION</w:t>
-        <w:br/>
-        <w:t>3   dev   dev team</w:t>
-        <w:br/>
-        <w:t>(1 group)</w:t>
-      </w:r>
-    </w:p>
-    <w:p>
-      <w:pPr>
-        <w:spacing w:before="80" w:after="80"/>
-        <w:ind w:left="360"/>
-        <w:shd w:fill="F2F2F2"/>
-      </w:pPr>
-      <w:r>
-        <w:rPr>
-          <w:rFonts w:ascii="Consolas" w:hAnsi="Consolas"/>
-          <w:sz w:val="20"/>
-        </w:rPr>
-        <w:t>cli-config&gt; show group name dev          # detail</w:t>
-      </w:r>
-    </w:p>
-    <w:p>
-      <w:pPr>
-        <w:spacing w:before="80" w:after="80"/>
-        <w:ind w:left="360"/>
-        <w:shd w:fill="F2F2F2"/>
-      </w:pPr>
-      <w:r>
-        <w:rPr>
-          <w:rFonts w:ascii="Consolas" w:hAnsi="Consolas"/>
-          <w:sz w:val="20"/>
-        </w:rPr>
-        <w:t>id:           3</w:t>
-        <w:br/>
-        <w:t>name:         dev</w:t>
-        <w:br/>
-        <w:t>description:  dev team</w:t>
-        <w:br/>
-        <w:t>users:        alice, bob</w:t>
-        <w:br/>
-        <w:t>ne_ids:       1, 2</w:t>
-      </w:r>
-    </w:p>
-    <w:p>
-      <w:pPr>
-        <w:spacing w:before="80" w:after="80"/>
-        <w:ind w:left="360"/>
-        <w:shd w:fill="F2F2F2"/>
-      </w:pPr>
-      <w:r>
-        <w:rPr>
-          <w:rFonts w:ascii="Consolas" w:hAnsi="Consolas"/>
-          <w:sz w:val="20"/>
-        </w:rPr>
-        <w:t>cli-config&gt; show group dev               # legacy: cùng nghĩa 'show group name dev'</w:t>
-      </w:r>
-    </w:p>
-    <w:p>
-      <w:pPr>
-        <w:pStyle w:val="Heading2"/>
-      </w:pPr>
-      <w:r>
-        <w:t>3.2. set — tạo mới</w:t>
-      </w:r>
-    </w:p>
-    <w:p>
-      <w:pPr>
-        <w:spacing w:before="80" w:after="80"/>
-        <w:ind w:left="360"/>
-        <w:shd w:fill="F2F2F2"/>
-      </w:pPr>
-      <w:r>
-        <w:rPr>
-          <w:rFonts w:ascii="Consolas" w:hAnsi="Consolas"/>
-          <w:sz w:val="20"/>
-        </w:rPr>
-        <w:t>set user|ne|group &lt;field&gt; &lt;value&gt; [&lt;field&gt; &lt;value&gt; ...]</w:t>
-      </w:r>
-    </w:p>
-    <w:p>
-      <w:r>
-        <w:rPr>
-          <w:b w:val="0"/>
-        </w:rPr>
-        <w:t>Tất cả field bắt buộc của entity phải có mặt; thiếu field bắt buộc sẽ trả lỗi và huỷ lệnh.</w:t>
-      </w:r>
-    </w:p>
-    <w:p>
-      <w:pPr>
-        <w:pStyle w:val="Heading3"/>
-      </w:pPr>
-      <w:r>
-        <w:t>Ví dụ — user</w:t>
-      </w:r>
-    </w:p>
-    <w:p>
-      <w:pPr>
-        <w:spacing w:before="80" w:after="80"/>
-        <w:ind w:left="360"/>
-        <w:shd w:fill="F2F2F2"/>
-      </w:pPr>
-      <w:r>
-        <w:rPr>
-          <w:rFonts w:ascii="Consolas" w:hAnsi="Consolas"/>
-          <w:sz w:val="20"/>
-        </w:rPr>
-        <w:t>cli-config&gt; set user name alice password secret email alice@example.com \</w:t>
-        <w:br/>
-        <w:t xml:space="preserve">            full_name "Alice Wonder" phone 0900000000 type 2</w:t>
-      </w:r>
-    </w:p>
-    <w:p>
-      <w:pPr>
-        <w:spacing w:before="80" w:after="80"/>
-        <w:ind w:left="360"/>
-        <w:shd w:fill="F2F2F2"/>
-      </w:pPr>
-      <w:r>
-        <w:rPr>
-          <w:rFonts w:ascii="Consolas" w:hAnsi="Consolas"/>
-          <w:sz w:val="20"/>
-        </w:rPr>
-        <w:t>OK: user created</w:t>
-      </w:r>
-    </w:p>
-    <w:p>
-      <w:r>
-        <w:rPr>
-          <w:b w:val="0"/>
-        </w:rPr>
-        <w:t>Tối thiểu (chỉ field bắt buộc):</w:t>
-      </w:r>
-    </w:p>
-    <w:p>
-      <w:pPr>
-        <w:spacing w:before="80" w:after="80"/>
-        <w:ind w:left="360"/>
-        <w:shd w:fill="F2F2F2"/>
-      </w:pPr>
-      <w:r>
-        <w:rPr>
-          <w:rFonts w:ascii="Consolas" w:hAnsi="Consolas"/>
-          <w:sz w:val="20"/>
-        </w:rPr>
-        <w:t>cli-config&gt; set user name bob password 123456</w:t>
-      </w:r>
-    </w:p>
-    <w:p>
-      <w:pPr>
-        <w:spacing w:before="80" w:after="80"/>
-        <w:ind w:left="360"/>
-        <w:shd w:fill="F2F2F2"/>
-      </w:pPr>
-      <w:r>
-        <w:rPr>
-          <w:rFonts w:ascii="Consolas" w:hAnsi="Consolas"/>
-          <w:sz w:val="20"/>
-        </w:rPr>
-        <w:t>OK: user created</w:t>
-      </w:r>
-    </w:p>
-    <w:p>
-      <w:r>
-        <w:rPr>
-          <w:b/>
-        </w:rPr>
-        <w:t>Re-enable user đã bị disable (merge fields mới):</w:t>
-      </w:r>
-    </w:p>
-    <w:p>
-      <w:pPr>
-        <w:pStyle w:val="ListBullet"/>
-      </w:pPr>
-      <w:r>
-        <w:t>Nếu account_name đã tồn tại nhưng đang disable → server merge các field non-empty từ request vào record cũ, bật is_enable=true, trả 201.</w:t>
-      </w:r>
-    </w:p>
-    <w:p>
-      <w:pPr>
-        <w:pStyle w:val="ListBullet"/>
-      </w:pPr>
-      <w:r>
-        <w:t>Field không truyền trong request giữ nguyên giá trị cũ.</w:t>
-      </w:r>
-    </w:p>
-    <w:p>
-      <w:pPr>
-        <w:pStyle w:val="ListBullet"/>
-      </w:pPr>
-      <w:r>
-        <w:t>Password luôn được refresh theo giá trị request.</w:t>
-      </w:r>
-    </w:p>
-    <w:p>
-      <w:pPr>
-        <w:pStyle w:val="ListBullet"/>
-      </w:pPr>
-      <w:r>
-        <w:t>Email: EnsureEmailUnique bỏ qua tài khoản disable, nghĩa là email thuộc user đã disable coi như free — có thể tái sử dụng cho user mới hoặc tiếp tục dùng khi re-enable chính user đó.</w:t>
-      </w:r>
-    </w:p>
-    <w:p>
-      <w:pPr>
-        <w:spacing w:before="80" w:after="80"/>
-        <w:ind w:left="360"/>
-        <w:shd w:fill="F2F2F2"/>
-      </w:pPr>
-      <w:r>
-        <w:rPr>
-          <w:rFonts w:ascii="Consolas" w:hAnsi="Consolas"/>
-          <w:sz w:val="20"/>
-        </w:rPr>
-        <w:t># alice đang bị disable, email cũ 'old@example.com', phone 0900000000</w:t>
-        <w:br/>
-        <w:t>cli-config&gt; set user name alice password newpass email new@example.com \</w:t>
-        <w:br/>
-        <w:t xml:space="preserve">            full_name "Alice New"</w:t>
-        <w:br/>
-        <w:t>OK: user created        # 201, re-enabled với email/full_name mới;</w:t>
-        <w:br/>
-        <w:t xml:space="preserve">                        # phone giữ 0900000000 vì request không truyền</w:t>
-      </w:r>
-    </w:p>
-    <w:p>
-      <w:pPr>
-        <w:pStyle w:val="Heading3"/>
-      </w:pPr>
-      <w:r>
-        <w:t>Ví dụ — ne</w:t>
-      </w:r>
-    </w:p>
-    <w:p>
-      <w:pPr>
-        <w:spacing w:before="80" w:after="80"/>
-        <w:ind w:left="360"/>
-        <w:shd w:fill="F2F2F2"/>
-      </w:pPr>
-      <w:r>
-        <w:rPr>
-          <w:rFonts w:ascii="Consolas" w:hAnsi="Consolas"/>
-          <w:sz w:val="20"/>
-        </w:rPr>
         <w:t>cli-config&gt; set ne ne_name HTSMF01 namespace default ip 10.0.0.10 \</w:t>
         <w:br/>
-        <w:t xml:space="preserve">            port 830 command_url http://10.0.0.10/restconf \</w:t>
+        <w:t xml:space="preserve">            port 830 command_url http://10.0.0.10/restconf mode NETCONF \</w:t>
         <w:br/>
-        <w:t xml:space="preserve">            mode NETCONF site_name HN system_type smf \</w:t>
+        <w:t xml:space="preserve">            site_name HN profile SMF</w:t>
         <w:br/>
-        <w:t xml:space="preserve">            conf_username admin conf_password netadmin \</w:t>
+        <w:t>OK: NE created</w:t>
         <w:br/>
-        <w:t xml:space="preserve">            description "primary SMF"</w:t>
-      </w:r>
-    </w:p>
-    <w:p>
-      <w:pPr>
-        <w:spacing w:before="80" w:after="80"/>
-        <w:ind w:left="360"/>
-        <w:shd w:fill="F2F2F2"/>
-      </w:pPr>
-      <w:r>
-        <w:rPr>
-          <w:rFonts w:ascii="Consolas" w:hAnsi="Consolas"/>
-          <w:sz w:val="20"/>
-        </w:rPr>
-        <w:t>OK: NE created</w:t>
-      </w:r>
-    </w:p>
-    <w:p>
-      <w:r>
-        <w:rPr>
-          <w:b w:val="0"/>
-        </w:rPr>
-        <w:t>Tối thiểu:</w:t>
-      </w:r>
-    </w:p>
-    <w:p>
-      <w:pPr>
-        <w:spacing w:before="80" w:after="80"/>
-        <w:ind w:left="360"/>
-        <w:shd w:fill="F2F2F2"/>
-      </w:pPr>
-      <w:r>
-        <w:rPr>
-          <w:rFonts w:ascii="Consolas" w:hAnsi="Consolas"/>
-          <w:sz w:val="20"/>
-        </w:rPr>
-        <w:t>cli-config&gt; set ne ne_name HTSMF02 namespace default ip 10.0.0.11 \</w:t>
         <w:br/>
-        <w:t xml:space="preserve">            port 22 command_url ssh://10.0.0.11</w:t>
-      </w:r>
-    </w:p>
-    <w:p>
-      <w:pPr>
-        <w:spacing w:before="80" w:after="80"/>
-        <w:ind w:left="360"/>
-        <w:shd w:fill="F2F2F2"/>
-      </w:pPr>
-      <w:r>
-        <w:rPr>
-          <w:rFonts w:ascii="Consolas" w:hAnsi="Consolas"/>
-          <w:sz w:val="20"/>
-        </w:rPr>
-        <w:t>OK: NE created</w:t>
-      </w:r>
-    </w:p>
-    <w:p>
-      <w:pPr>
-        <w:pStyle w:val="Heading3"/>
-      </w:pPr>
-      <w:r>
-        <w:t>Ví dụ — group</w:t>
-      </w:r>
-    </w:p>
-    <w:p>
-      <w:pPr>
-        <w:spacing w:before="80" w:after="80"/>
-        <w:ind w:left="360"/>
-        <w:shd w:fill="F2F2F2"/>
-      </w:pPr>
-      <w:r>
-        <w:rPr>
-          <w:rFonts w:ascii="Consolas" w:hAnsi="Consolas"/>
-          <w:sz w:val="20"/>
-        </w:rPr>
-        <w:t>cli-config&gt; set group name dev description "dev team"</w:t>
-      </w:r>
-    </w:p>
-    <w:p>
-      <w:pPr>
-        <w:spacing w:before="80" w:after="80"/>
-        <w:ind w:left="360"/>
-        <w:shd w:fill="F2F2F2"/>
-      </w:pPr>
-      <w:r>
-        <w:rPr>
-          <w:rFonts w:ascii="Consolas" w:hAnsi="Consolas"/>
-          <w:sz w:val="20"/>
-        </w:rPr>
-        <w:t>OK: group created</w:t>
+        <w:t>cli-config&gt; set ne-profile name SMF description "Session Management Function"</w:t>
+        <w:br/>
+        <w:t>OK: ne-profile created</w:t>
+        <w:br/>
+        <w:br/>
+        <w:t>cli-config&gt; set command-def service ne-command ne_profile SMF \</w:t>
+        <w:br/>
+        <w:t xml:space="preserve">            pattern "get subscriber" category monitoring</w:t>
+        <w:br/>
+        <w:t>OK: command-def created</w:t>
       </w:r>
     </w:p>
     <w:p>
@@ -2084,7 +1972,7 @@
           <w:rFonts w:ascii="Consolas" w:hAnsi="Consolas"/>
           <w:sz w:val="20"/>
         </w:rPr>
-        <w:t>update user|ne|group &lt;name|id&gt; &lt;field&gt; &lt;value&gt; [&lt;field&gt; &lt;value&gt; ...]</w:t>
+        <w:t>update &lt;entity&gt; &lt;name|id&gt; &lt;field&gt; &lt;value&gt; [&lt;field&gt; &lt;value&gt; ...]</w:t>
       </w:r>
     </w:p>
     <w:p>
@@ -2092,7 +1980,420 @@
         <w:rPr>
           <w:b w:val="0"/>
         </w:rPr>
-        <w:t>Chỉ cần truyền field muốn đổi. Target là tên (hoặc id với ne / group). Với user, target là account_name.</w:t>
+        <w:t>Chỉ truyền field cần đổi. Đặc biệt: `update ne &lt;name&gt; ne_profile &lt;profile&gt;` để gán/đổi profile cho NE.</w:t>
+      </w:r>
+    </w:p>
+    <w:p>
+      <w:pPr>
+        <w:spacing w:before="80" w:after="80"/>
+        <w:ind w:left="360"/>
+        <w:shd w:fill="F2F2F2"/>
+      </w:pPr>
+      <w:r>
+        <w:rPr>
+          <w:rFonts w:ascii="Consolas" w:hAnsi="Consolas"/>
+          <w:sz w:val="20"/>
+        </w:rPr>
+        <w:t>cli-config&gt; update user alice email new@example.com phone 0911111111</w:t>
+        <w:br/>
+        <w:t>OK: user updated</w:t>
+        <w:br/>
+        <w:t>cli-config&gt; update ne HTSMF01 ne_profile SMF</w:t>
+        <w:br/>
+        <w:t>OK: NE updated</w:t>
+      </w:r>
+    </w:p>
+    <w:p>
+      <w:pPr>
+        <w:pStyle w:val="Heading2"/>
+      </w:pPr>
+      <w:r>
+        <w:t>3.4. delete (soft) vs purge (hard)</w:t>
+      </w:r>
+    </w:p>
+    <w:p>
+      <w:r>
+        <w:rPr>
+          <w:b/>
+        </w:rPr>
+        <w:t>Hai cấp xoá khác nhau — chọn đúng tuỳ trường hợp:</w:t>
+      </w:r>
+    </w:p>
+    <w:tbl>
+      <w:tblPr>
+        <w:tblStyle w:val="LightGrid-Accent1"/>
+        <w:tblW w:type="auto" w:w="0"/>
+        <w:tblLook w:firstColumn="1" w:firstRow="1" w:lastColumn="0" w:lastRow="0" w:noHBand="0" w:noVBand="1" w:val="04A0"/>
+      </w:tblPr>
+      <w:tblGrid>
+        <w:gridCol w:w="2160"/>
+        <w:gridCol w:w="2160"/>
+        <w:gridCol w:w="2160"/>
+        <w:gridCol w:w="2160"/>
+      </w:tblGrid>
+      <w:tr>
+        <w:tc>
+          <w:tcPr>
+            <w:tcW w:type="dxa" w:w="2160"/>
+          </w:tcPr>
+          <w:p>
+            <w:r>
+              <w:rPr>
+                <w:b/>
+              </w:rPr>
+              <w:t>Verb</w:t>
+            </w:r>
+          </w:p>
+        </w:tc>
+        <w:tc>
+          <w:tcPr>
+            <w:tcW w:type="dxa" w:w="2160"/>
+          </w:tcPr>
+          <w:p>
+            <w:r>
+              <w:rPr>
+                <w:b/>
+              </w:rPr>
+              <w:t>Phạm vi</w:t>
+            </w:r>
+          </w:p>
+        </w:tc>
+        <w:tc>
+          <w:tcPr>
+            <w:tcW w:type="dxa" w:w="2160"/>
+          </w:tcPr>
+          <w:p>
+            <w:r>
+              <w:rPr>
+                <w:b/>
+              </w:rPr>
+              <w:t>Khôi phục</w:t>
+            </w:r>
+          </w:p>
+        </w:tc>
+        <w:tc>
+          <w:tcPr>
+            <w:tcW w:type="dxa" w:w="2160"/>
+          </w:tcPr>
+          <w:p>
+            <w:r>
+              <w:rPr>
+                <w:b/>
+              </w:rPr>
+              <w:t>Trường hợp dùng</w:t>
+            </w:r>
+          </w:p>
+        </w:tc>
+      </w:tr>
+      <w:tr>
+        <w:tc>
+          <w:tcPr>
+            <w:tcW w:type="dxa" w:w="2160"/>
+          </w:tcPr>
+          <w:p>
+            <w:r>
+              <w:t>delete user &lt;name&gt;</w:t>
+            </w:r>
+          </w:p>
+        </w:tc>
+        <w:tc>
+          <w:tcPr>
+            <w:tcW w:type="dxa" w:w="2160"/>
+          </w:tcPr>
+          <w:p>
+            <w:r>
+              <w:t>Set is_enable=false (soft delete)</w:t>
+            </w:r>
+          </w:p>
+        </w:tc>
+        <w:tc>
+          <w:tcPr>
+            <w:tcW w:type="dxa" w:w="2160"/>
+          </w:tcPr>
+          <w:p>
+            <w:r>
+              <w:t>Có — gọi `set user name &lt;same&gt; password &lt;…&gt;` để re-enable</w:t>
+            </w:r>
+          </w:p>
+        </w:tc>
+        <w:tc>
+          <w:tcPr>
+            <w:tcW w:type="dxa" w:w="2160"/>
+          </w:tcPr>
+          <w:p>
+            <w:r>
+              <w:t>Tạm thời ngắt access, cần giữ history &amp; có thể bật lại.</w:t>
+            </w:r>
+          </w:p>
+        </w:tc>
+      </w:tr>
+      <w:tr>
+        <w:tc>
+          <w:tcPr>
+            <w:tcW w:type="dxa" w:w="2160"/>
+          </w:tcPr>
+          <w:p>
+            <w:r>
+              <w:t>purge user &lt;name&gt;</w:t>
+            </w:r>
+          </w:p>
+        </w:tc>
+        <w:tc>
+          <w:tcPr>
+            <w:tcW w:type="dxa" w:w="2160"/>
+          </w:tcPr>
+          <w:p>
+            <w:r>
+              <w:t>Xoá hẳn row tbl_account + mọi mapping + password history</w:t>
+            </w:r>
+          </w:p>
+        </w:tc>
+        <w:tc>
+          <w:tcPr>
+            <w:tcW w:type="dxa" w:w="2160"/>
+          </w:tcPr>
+          <w:p>
+            <w:r>
+              <w:t>KHÔNG khôi phục được</w:t>
+            </w:r>
+          </w:p>
+        </w:tc>
+        <w:tc>
+          <w:tcPr>
+            <w:tcW w:type="dxa" w:w="2160"/>
+          </w:tcPr>
+          <w:p>
+            <w:r>
+              <w:t>Cleanup test account, credential bị compromise, GDPR-style erasure. cli_operation_history vẫn được giữ.</w:t>
+            </w:r>
+          </w:p>
+        </w:tc>
+      </w:tr>
+      <w:tr>
+        <w:tc>
+          <w:tcPr>
+            <w:tcW w:type="dxa" w:w="2160"/>
+          </w:tcPr>
+          <w:p>
+            <w:r>
+              <w:t>delete ne &lt;name|id&gt;</w:t>
+            </w:r>
+          </w:p>
+        </w:tc>
+        <w:tc>
+          <w:tcPr>
+            <w:tcW w:type="dxa" w:w="2160"/>
+          </w:tcPr>
+          <w:p>
+            <w:r>
+              <w:t>Xoá NE (cascade user-ne, group-ne mappings)</w:t>
+            </w:r>
+          </w:p>
+        </w:tc>
+        <w:tc>
+          <w:tcPr>
+            <w:tcW w:type="dxa" w:w="2160"/>
+          </w:tcPr>
+          <w:p>
+            <w:r>
+              <w:t>Không</w:t>
+            </w:r>
+          </w:p>
+        </w:tc>
+        <w:tc>
+          <w:tcPr>
+            <w:tcW w:type="dxa" w:w="2160"/>
+          </w:tcPr>
+          <w:p>
+            <w:r>
+              <w:t>Bốc NE khỏi hệ thống.</w:t>
+            </w:r>
+          </w:p>
+        </w:tc>
+      </w:tr>
+      <w:tr>
+        <w:tc>
+          <w:tcPr>
+            <w:tcW w:type="dxa" w:w="2160"/>
+          </w:tcPr>
+          <w:p>
+            <w:r>
+              <w:t>delete group &lt;name|id&gt;</w:t>
+            </w:r>
+          </w:p>
+        </w:tc>
+        <w:tc>
+          <w:tcPr>
+            <w:tcW w:type="dxa" w:w="2160"/>
+          </w:tcPr>
+          <w:p>
+            <w:r>
+              <w:t>Xoá group + user-group, group-ne mappings</w:t>
+            </w:r>
+          </w:p>
+        </w:tc>
+        <w:tc>
+          <w:tcPr>
+            <w:tcW w:type="dxa" w:w="2160"/>
+          </w:tcPr>
+          <w:p>
+            <w:r>
+              <w:t>Không</w:t>
+            </w:r>
+          </w:p>
+        </w:tc>
+        <w:tc>
+          <w:tcPr>
+            <w:tcW w:type="dxa" w:w="2160"/>
+          </w:tcPr>
+          <w:p>
+            <w:r>
+              <w:t>—</w:t>
+            </w:r>
+          </w:p>
+        </w:tc>
+      </w:tr>
+      <w:tr>
+        <w:tc>
+          <w:tcPr>
+            <w:tcW w:type="dxa" w:w="2160"/>
+          </w:tcPr>
+          <w:p>
+            <w:r>
+              <w:t>delete ne-profile &lt;name|id&gt;</w:t>
+            </w:r>
+          </w:p>
+        </w:tc>
+        <w:tc>
+          <w:tcPr>
+            <w:tcW w:type="dxa" w:w="2160"/>
+          </w:tcPr>
+          <w:p>
+            <w:r>
+              <w:t>Xoá profile (NE giữ profile_id stale)</w:t>
+            </w:r>
+          </w:p>
+        </w:tc>
+        <w:tc>
+          <w:tcPr>
+            <w:tcW w:type="dxa" w:w="2160"/>
+          </w:tcPr>
+          <w:p>
+            <w:r>
+              <w:t>Không</w:t>
+            </w:r>
+          </w:p>
+        </w:tc>
+        <w:tc>
+          <w:tcPr>
+            <w:tcW w:type="dxa" w:w="2160"/>
+          </w:tcPr>
+          <w:p>
+            <w:r>
+              <w:t>Sửa profile_id của NE liên quan trước.</w:t>
+            </w:r>
+          </w:p>
+        </w:tc>
+      </w:tr>
+      <w:tr>
+        <w:tc>
+          <w:tcPr>
+            <w:tcW w:type="dxa" w:w="2160"/>
+          </w:tcPr>
+          <w:p>
+            <w:r>
+              <w:t>delete command-def &lt;id&gt;</w:t>
+            </w:r>
+          </w:p>
+        </w:tc>
+        <w:tc>
+          <w:tcPr>
+            <w:tcW w:type="dxa" w:w="2160"/>
+          </w:tcPr>
+          <w:p>
+            <w:r>
+              <w:t>Xoá command def (cascade khỏi command-group)</w:t>
+            </w:r>
+          </w:p>
+        </w:tc>
+        <w:tc>
+          <w:tcPr>
+            <w:tcW w:type="dxa" w:w="2160"/>
+          </w:tcPr>
+          <w:p>
+            <w:r>
+              <w:t>Không</w:t>
+            </w:r>
+          </w:p>
+        </w:tc>
+        <w:tc>
+          <w:tcPr>
+            <w:tcW w:type="dxa" w:w="2160"/>
+          </w:tcPr>
+          <w:p>
+            <w:r>
+              <w:t>—</w:t>
+            </w:r>
+          </w:p>
+        </w:tc>
+      </w:tr>
+      <w:tr>
+        <w:tc>
+          <w:tcPr>
+            <w:tcW w:type="dxa" w:w="2160"/>
+          </w:tcPr>
+          <w:p>
+            <w:r>
+              <w:t>delete command-group &lt;name|id&gt;</w:t>
+            </w:r>
+          </w:p>
+        </w:tc>
+        <w:tc>
+          <w:tcPr>
+            <w:tcW w:type="dxa" w:w="2160"/>
+          </w:tcPr>
+          <w:p>
+            <w:r>
+              <w:t>Xoá command group + member mapping</w:t>
+            </w:r>
+          </w:p>
+        </w:tc>
+        <w:tc>
+          <w:tcPr>
+            <w:tcW w:type="dxa" w:w="2160"/>
+          </w:tcPr>
+          <w:p>
+            <w:r>
+              <w:t>Không</w:t>
+            </w:r>
+          </w:p>
+        </w:tc>
+        <w:tc>
+          <w:tcPr>
+            <w:tcW w:type="dxa" w:w="2160"/>
+          </w:tcPr>
+          <w:p>
+            <w:r>
+              <w:t>Permission rule trỏ tới group này sẽ rỗng → coi như implicit deny.</w:t>
+            </w:r>
+          </w:p>
+        </w:tc>
+      </w:tr>
+    </w:tbl>
+    <w:p>
+      <w:r>
+        <w:rPr>
+          <w:b w:val="0"/>
+        </w:rPr>
+        <w:t>Cả delete và purge đều bắt y/N confirm. Phần purge UI hiện thông báo `Delete PURGE user "&lt;name&gt;"? [y/N]`.</w:t>
+      </w:r>
+    </w:p>
+    <w:p>
+      <w:pPr>
+        <w:pStyle w:val="ListBullet"/>
+      </w:pPr>
+      <w:r>
+        <w:t>SuperAdmin: cả `delete user` và `purge user` đều bị refuse (403).</w:t>
       </w:r>
     </w:p>
     <w:p>
@@ -2114,225 +2415,18 @@
           <w:rFonts w:ascii="Consolas" w:hAnsi="Consolas"/>
           <w:sz w:val="20"/>
         </w:rPr>
-        <w:t>cli-config&gt; update user alice email new@example.com phone 0911111111</w:t>
-      </w:r>
-    </w:p>
-    <w:p>
-      <w:pPr>
-        <w:spacing w:before="80" w:after="80"/>
-        <w:ind w:left="360"/>
-        <w:shd w:fill="F2F2F2"/>
-      </w:pPr>
-      <w:r>
-        <w:rPr>
-          <w:rFonts w:ascii="Consolas" w:hAnsi="Consolas"/>
-          <w:sz w:val="20"/>
-        </w:rPr>
-        <w:t>OK: user updated</w:t>
-      </w:r>
-    </w:p>
-    <w:p>
-      <w:pPr>
-        <w:spacing w:before="80" w:after="80"/>
-        <w:ind w:left="360"/>
-        <w:shd w:fill="F2F2F2"/>
-      </w:pPr>
-      <w:r>
-        <w:rPr>
-          <w:rFonts w:ascii="Consolas" w:hAnsi="Consolas"/>
-          <w:sz w:val="20"/>
-        </w:rPr>
-        <w:t>cli-config&gt; update ne HTSMF01 site_name HN2 description "moved site"</w:t>
-      </w:r>
-    </w:p>
-    <w:p>
-      <w:pPr>
-        <w:spacing w:before="80" w:after="80"/>
-        <w:ind w:left="360"/>
-        <w:shd w:fill="F2F2F2"/>
-      </w:pPr>
-      <w:r>
-        <w:rPr>
-          <w:rFonts w:ascii="Consolas" w:hAnsi="Consolas"/>
-          <w:sz w:val="20"/>
-        </w:rPr>
-        <w:t>OK: NE updated</w:t>
-      </w:r>
-    </w:p>
-    <w:p>
-      <w:pPr>
-        <w:spacing w:before="80" w:after="80"/>
-        <w:ind w:left="360"/>
-        <w:shd w:fill="F2F2F2"/>
-      </w:pPr>
-      <w:r>
-        <w:rPr>
-          <w:rFonts w:ascii="Consolas" w:hAnsi="Consolas"/>
-          <w:sz w:val="20"/>
-        </w:rPr>
-        <w:t>cli-config&gt; update group 3 description "dev team v2"</w:t>
-      </w:r>
-    </w:p>
-    <w:p>
-      <w:pPr>
-        <w:spacing w:before="80" w:after="80"/>
-        <w:ind w:left="360"/>
-        <w:shd w:fill="F2F2F2"/>
-      </w:pPr>
-      <w:r>
-        <w:rPr>
-          <w:rFonts w:ascii="Consolas" w:hAnsi="Consolas"/>
-          <w:sz w:val="20"/>
-        </w:rPr>
-        <w:t>OK: group updated</w:t>
-      </w:r>
-    </w:p>
-    <w:p>
-      <w:pPr>
-        <w:pStyle w:val="Heading2"/>
-      </w:pPr>
-      <w:r>
-        <w:t>3.4. delete — xoá record (có prompt xác nhận)</w:t>
-      </w:r>
-    </w:p>
-    <w:p>
-      <w:pPr>
-        <w:spacing w:before="80" w:after="80"/>
-        <w:ind w:left="360"/>
-        <w:shd w:fill="F2F2F2"/>
-      </w:pPr>
-      <w:r>
-        <w:rPr>
-          <w:rFonts w:ascii="Consolas" w:hAnsi="Consolas"/>
-          <w:sz w:val="20"/>
-        </w:rPr>
-        <w:t>delete user|ne|group &lt;name|id&gt;</w:t>
-      </w:r>
-    </w:p>
-    <w:p>
-      <w:pPr>
-        <w:pStyle w:val="ListBullet"/>
-      </w:pPr>
-      <w:r>
-        <w:t>user: target là account_name. SuperAdmin KHÔNG thể bị xoá.</w:t>
-      </w:r>
-    </w:p>
-    <w:p>
-      <w:pPr>
-        <w:pStyle w:val="ListBullet"/>
-      </w:pPr>
-      <w:r>
-        <w:t>ne:   target là ne_name hoặc id; xoá cascade mapping user↔NE, group↔NE.</w:t>
-      </w:r>
-    </w:p>
-    <w:p>
-      <w:pPr>
-        <w:pStyle w:val="ListBullet"/>
-      </w:pPr>
-      <w:r>
-        <w:t>group: target là name hoặc id.</w:t>
-      </w:r>
-    </w:p>
-    <w:p>
-      <w:r>
-        <w:rPr>
-          <w:b/>
-        </w:rPr>
-        <w:t>Mọi lệnh delete đều hỏi confirm trước khi thực hiện:</w:t>
-      </w:r>
-    </w:p>
-    <w:p>
-      <w:pPr>
-        <w:pStyle w:val="ListBullet"/>
-      </w:pPr>
-      <w:r>
-        <w:t>Nhập 'y' hoặc 'yes' (không phân biệt hoa thường) → xoá.</w:t>
-      </w:r>
-    </w:p>
-    <w:p>
-      <w:pPr>
-        <w:pStyle w:val="ListBullet"/>
-      </w:pPr>
-      <w:r>
-        <w:t>Bỏ trống + Enter, 'n', hoặc bất kỳ input khác → abort, in 'aborted'.</w:t>
-      </w:r>
-    </w:p>
-    <w:p>
-      <w:pPr>
-        <w:pStyle w:val="ListBullet"/>
-      </w:pPr>
-      <w:r>
-        <w:t>Ctrl+C / Ctrl+D / đóng session → abort.</w:t>
-      </w:r>
-    </w:p>
-    <w:p>
-      <w:pPr>
-        <w:pStyle w:val="Heading3"/>
-      </w:pPr>
-      <w:r>
-        <w:t>Ví dụ — confirm yes</w:t>
-      </w:r>
-    </w:p>
-    <w:p>
-      <w:pPr>
-        <w:spacing w:before="80" w:after="80"/>
-        <w:ind w:left="360"/>
-        <w:shd w:fill="F2F2F2"/>
-      </w:pPr>
-      <w:r>
-        <w:rPr>
-          <w:rFonts w:ascii="Consolas" w:hAnsi="Consolas"/>
-          <w:sz w:val="20"/>
-        </w:rPr>
         <w:t>cli-config&gt; delete user alice</w:t>
         <w:br/>
         <w:t>Delete user "alice"? [y/N]: y</w:t>
         <w:br/>
         <w:t>OK: user deleted</w:t>
-      </w:r>
-    </w:p>
-    <w:p>
-      <w:pPr>
-        <w:pStyle w:val="Heading3"/>
-      </w:pPr>
-      <w:r>
-        <w:t>Ví dụ — confirm no / abort</w:t>
-      </w:r>
-    </w:p>
-    <w:p>
-      <w:pPr>
-        <w:spacing w:before="80" w:after="80"/>
-        <w:ind w:left="360"/>
-        <w:shd w:fill="F2F2F2"/>
-      </w:pPr>
-      <w:r>
-        <w:rPr>
-          <w:rFonts w:ascii="Consolas" w:hAnsi="Consolas"/>
-          <w:sz w:val="20"/>
-        </w:rPr>
-        <w:t>cli-config&gt; delete ne HTSMF02</w:t>
         <w:br/>
-        <w:t xml:space="preserve">Delete NE "HTSMF02"? [y/N]: </w:t>
         <w:br/>
-        <w:t>aborted</w:t>
-      </w:r>
-    </w:p>
-    <w:p>
-      <w:pPr>
-        <w:spacing w:before="80" w:after="80"/>
-        <w:ind w:left="360"/>
-        <w:shd w:fill="F2F2F2"/>
-      </w:pPr>
-      <w:r>
-        <w:rPr>
-          <w:rFonts w:ascii="Consolas" w:hAnsi="Consolas"/>
-          <w:sz w:val="20"/>
-        </w:rPr>
-        <w:t>cli-config&gt; delete group dev</w:t>
+        <w:t>cli-config&gt; purge user alice</w:t>
         <w:br/>
-        <w:t>Delete group "dev"? [y/N]: n</w:t>
+        <w:t>Delete PURGE user "alice"? [y/N]: y</w:t>
         <w:br/>
-        <w:t>aborted</w:t>
+        <w:t>OK: user purged (row + mappings + password history removed)</w:t>
       </w:r>
     </w:p>
     <w:p>
@@ -2354,13 +2448,15 @@
           <w:rFonts w:ascii="Consolas" w:hAnsi="Consolas"/>
           <w:sz w:val="20"/>
         </w:rPr>
-        <w:t>map user &lt;username&gt; ne &lt;ne_name|id&gt;</w:t>
+        <w:t>map user &lt;username&gt; ne &lt;ne_name|id&gt;             # gán NE trực tiếp cho user</w:t>
         <w:br/>
-        <w:t>map user &lt;username&gt; group &lt;group_name|id&gt;</w:t>
+        <w:t>map user &lt;username&gt; group &lt;group_name|id&gt;       # cho user vào group</w:t>
         <w:br/>
-        <w:t>map group &lt;group_name|id&gt; ne &lt;ne_name|id&gt;</w:t>
+        <w:t>map group &lt;group_name|id&gt; ne &lt;ne_name|id&gt;       # gán NE cho group</w:t>
         <w:br/>
-        <w:t>unmap ...  (cùng shape với map)</w:t>
+        <w:t>map command-group &lt;cg&gt; command &lt;cmd_def_id&gt;     # add member vào bundle</w:t>
+        <w:br/>
+        <w:t>unmap ...                                       # cùng shape, ngược chiều</w:t>
       </w:r>
     </w:p>
     <w:p>
@@ -2368,7 +2464,73 @@
         <w:rPr>
           <w:b w:val="0"/>
         </w:rPr>
-        <w:t>User có quyền lên NE theo 2 cách: (a) map user trực tiếp tới NE, hoặc (b) user thuộc group, group được map với NE. Unmap chỉ gỡ đúng quan hệ được chỉ định; nếu user còn quyền qua group thì vẫn tiếp cận được NE.</w:t>
+        <w:t>User có quyền lên NE qua 2 đường: (a) map user trực tiếp, (b) user thuộc group, group được map với NE. Unmap chỉ gỡ đúng quan hệ chỉ định.</w:t>
+      </w:r>
+    </w:p>
+    <w:p>
+      <w:pPr>
+        <w:pStyle w:val="Heading2"/>
+      </w:pPr>
+      <w:r>
+        <w:t>3.6. allow / deny / revoke — phân quyền lệnh trên NE (RBAC)</w:t>
+      </w:r>
+    </w:p>
+    <w:p>
+      <w:pPr>
+        <w:spacing w:before="80" w:after="80"/>
+        <w:ind w:left="360"/>
+        <w:shd w:fill="F2F2F2"/>
+      </w:pPr>
+      <w:r>
+        <w:rPr>
+          <w:rFonts w:ascii="Consolas" w:hAnsi="Consolas"/>
+          <w:sz w:val="20"/>
+        </w:rPr>
+        <w:t>allow  &lt;group&gt; &lt;grant_type&gt; &lt;grant_value&gt; [ne_scope &lt;scope&gt;] [service &lt;svc&gt;]</w:t>
+        <w:br/>
+        <w:t>deny   &lt;group&gt; &lt;grant_type&gt; &lt;grant_value&gt; [ne_scope &lt;scope&gt;] [service &lt;svc&gt;]</w:t>
+        <w:br/>
+        <w:t>revoke &lt;group&gt; &lt;perm_id&gt;</w:t>
+      </w:r>
+    </w:p>
+    <w:p>
+      <w:r>
+        <w:rPr>
+          <w:b w:val="0"/>
+        </w:rPr>
+        <w:t>grant_type ∈ {command-group, category, pattern}. ne_scope ∈ {"*", "profile:&lt;name&gt;", "ne:&lt;ne_name&gt;"}.</w:t>
+      </w:r>
+    </w:p>
+    <w:p>
+      <w:r>
+        <w:rPr>
+          <w:b/>
+        </w:rPr>
+        <w:t>Evaluation logic (AWS-IAM × Vault scope-specificity):</w:t>
+      </w:r>
+    </w:p>
+    <w:p>
+      <w:pPr>
+        <w:pStyle w:val="ListBullet"/>
+      </w:pPr>
+      <w:r>
+        <w:t>Tại scope cụ thể nhất có rule match: explicit deny &gt; explicit allow &gt; implicit deny.</w:t>
+      </w:r>
+    </w:p>
+    <w:p>
+      <w:pPr>
+        <w:pStyle w:val="ListBullet"/>
+      </w:pPr>
+      <w:r>
+        <w:t>Scope priority: ne:X &gt; profile:Y &gt; * — rule cụ thể hơn override rule rộng hơn.</w:t>
+      </w:r>
+    </w:p>
+    <w:p>
+      <w:pPr>
+        <w:pStyle w:val="ListBullet"/>
+      </w:pPr>
+      <w:r>
+        <w:t>Pattern matching: `*` cuối = wildcard suffix; không có `*` = exact match hoặc prefix theo whitespace.</w:t>
       </w:r>
     </w:p>
     <w:p>
@@ -2390,17 +2552,33 @@
           <w:rFonts w:ascii="Consolas" w:hAnsi="Consolas"/>
           <w:sz w:val="20"/>
         </w:rPr>
-        <w:t>cli-config&gt; map user alice ne HTSMF01</w:t>
+        <w:t># Cho team-smf-l1 chỉ chạy được subscriber ops trên SMF; cấm session ops</w:t>
         <w:br/>
-        <w:t>OK: map user↔NE</w:t>
+        <w:t>cli-config&gt; allow team-smf-l1 command-group smf-subscriber-ops ne_scope profile:SMF</w:t>
         <w:br/>
-        <w:t>cli-config&gt; map user alice group dev</w:t>
+        <w:t>cli-config&gt; deny  team-smf-l1 command-group smf-session-ops    ne_scope profile:SMF</w:t>
         <w:br/>
-        <w:t>OK: map user↔group</w:t>
         <w:br/>
-        <w:t>cli-config&gt; map group dev ne HTSMF02</w:t>
+        <w:t># Cấm DELETE bất kỳ trên NE production cụ thể</w:t>
         <w:br/>
-        <w:t>OK: map group↔NE</w:t>
+        <w:t>cli-config&gt; deny noc-admin pattern "delete *" ne_scope ne:SMF-PROD-01</w:t>
+        <w:br/>
+        <w:br/>
+        <w:t># Xoá 1 rule theo id</w:t>
+        <w:br/>
+        <w:t>cli-config&gt; revoke team-smf-l1 42</w:t>
+        <w:br/>
+        <w:t>Delete permission "42"? [y/N]: y</w:t>
+        <w:br/>
+        <w:t>OK: permission revoked</w:t>
+      </w:r>
+    </w:p>
+    <w:p>
+      <w:pPr>
+        <w:pStyle w:val="Heading2"/>
+      </w:pPr>
+      <w:r>
+        <w:t>3.7. help / --help</w:t>
       </w:r>
     </w:p>
     <w:p>
@@ -2414,13 +2592,23 @@
           <w:rFonts w:ascii="Consolas" w:hAnsi="Consolas"/>
           <w:sz w:val="20"/>
         </w:rPr>
-        <w:t>cli-config&gt; unmap user alice ne HTSMF01</w:t>
+        <w:t>help                          # tổng quan</w:t>
         <w:br/>
-        <w:t>OK: unmap user↔NE</w:t>
+        <w:t>help &lt;verb&gt;                   # chi tiết 1 verb</w:t>
         <w:br/>
-        <w:t>cli-config&gt; unmap group dev ne HTSMF02</w:t>
+        <w:t>help &lt;verb&gt; &lt;entity&gt;          # chi tiết verb+entity (vd 'help set user')</w:t>
         <w:br/>
-        <w:t>OK: unmap group↔NE</w:t>
+        <w:t>&lt;bất kỳ lệnh&gt; --help          # context-aware</w:t>
+        <w:br/>
+        <w:t>&lt;bất kỳ lệnh&gt; -h              # alias ngắn</w:t>
+      </w:r>
+    </w:p>
+    <w:p>
+      <w:pPr>
+        <w:pStyle w:val="Heading2"/>
+      </w:pPr>
+      <w:r>
+        <w:t>3.8. exit / quit</w:t>
       </w:r>
     </w:p>
     <w:p>
@@ -2428,7 +2616,23 @@
         <w:rPr>
           <w:b w:val="0"/>
         </w:rPr>
-        <w:t>Không hỗ trợ:</w:t>
+        <w:t>Thoát mode cli-config, quay lại menu `mode&gt;`. Không nhận tham số.</w:t>
+      </w:r>
+    </w:p>
+    <w:p>
+      <w:pPr>
+        <w:pStyle w:val="Heading1"/>
+      </w:pPr>
+      <w:r>
+        <w:t>4. Mô hình authorization (đọc nhanh)</w:t>
+      </w:r>
+    </w:p>
+    <w:p>
+      <w:r>
+        <w:rPr>
+          <w:b w:val="0"/>
+        </w:rPr>
+        <w:t>User có quyền chạy lệnh Z trên NE Y trong service S khi:</w:t>
       </w:r>
     </w:p>
     <w:p>
@@ -2436,37 +2640,23 @@
         <w:pStyle w:val="ListBullet"/>
       </w:pPr>
       <w:r>
-        <w:t>map ne ... — không có chiều này, dùng map user hoặc map group.</w:t>
+        <w:t>(1) Y nằm trong tập NE access của user (union direct user-ne ∪ group-ne của mọi group user thuộc).</w:t>
       </w:r>
     </w:p>
     <w:p>
       <w:pPr>
-        <w:pStyle w:val="Heading2"/>
+        <w:pStyle w:val="ListBullet"/>
       </w:pPr>
       <w:r>
-        <w:t>3.6. help / --help</w:t>
+        <w:t>(2) Có rule allow trên một group user thuộc match (S, ne_scope phủ Y, grant_value match Z).</w:t>
       </w:r>
     </w:p>
     <w:p>
       <w:pPr>
-        <w:spacing w:before="80" w:after="80"/>
-        <w:ind w:left="360"/>
-        <w:shd w:fill="F2F2F2"/>
+        <w:pStyle w:val="ListBullet"/>
       </w:pPr>
       <w:r>
-        <w:rPr>
-          <w:rFonts w:ascii="Consolas" w:hAnsi="Consolas"/>
-          <w:sz w:val="20"/>
-        </w:rPr>
-        <w:t>help                          # trợ giúp tổng quan</w:t>
-        <w:br/>
-        <w:t>help &lt;verb&gt;                   # chi tiết 1 verb (show, set, update, delete, map, exit, help)</w:t>
-        <w:br/>
-        <w:t>help &lt;verb&gt; &lt;entity&gt;          # chi tiết chuyên biệt cho verb+entity (ví dụ 'help set user')</w:t>
-        <w:br/>
-        <w:t>&lt;bất kỳ lệnh nào&gt; --help      # same (context-aware)</w:t>
-        <w:br/>
-        <w:t>&lt;bất kỳ lệnh nào&gt; -h          # alias ngắn của --help</w:t>
+        <w:t>(3) KHÔNG có rule deny tại scope cụ thể nhất có match.</w:t>
       </w:r>
     </w:p>
     <w:p>
@@ -2474,254 +2664,7 @@
         <w:rPr>
           <w:b w:val="0"/>
         </w:rPr>
-        <w:t>Help context-aware: nếu có entity ngay sau verb, help topic sẽ là 'verb entity' (ví dụ 'set user'); fallback về verb-only nếu không có entry chuyên biệt. Ví dụ:</w:t>
-      </w:r>
-    </w:p>
-    <w:p>
-      <w:pPr>
-        <w:spacing w:before="80" w:after="80"/>
-        <w:ind w:left="360"/>
-        <w:shd w:fill="F2F2F2"/>
-      </w:pPr>
-      <w:r>
-        <w:rPr>
-          <w:rFonts w:ascii="Consolas" w:hAnsi="Consolas"/>
-          <w:sz w:val="20"/>
-        </w:rPr>
-        <w:t>cli-config&gt; set user --help</w:t>
-        <w:br/>
-        <w:t>set user name &lt;name&gt; password &lt;password&gt; [&lt;field&gt; &lt;value&gt; ...]</w:t>
-        <w:br/>
-        <w:br/>
-        <w:t>Required fields:</w:t>
-        <w:br/>
-        <w:t xml:space="preserve">  name (alias: account_name, username)</w:t>
-        <w:br/>
-        <w:t xml:space="preserve">  password</w:t>
-        <w:br/>
-        <w:br/>
-        <w:t>Optional fields:</w:t>
-        <w:br/>
-        <w:t xml:space="preserve">  email, full_name, phone, address, description,</w:t>
-        <w:br/>
-        <w:t xml:space="preserve">  type (1=Admin, 2=Normal)</w:t>
-        <w:br/>
-        <w:br/>
-        <w:t>Example:</w:t>
-        <w:br/>
-        <w:t xml:space="preserve">  set user name alice password secret email alice@example.com \</w:t>
-        <w:br/>
-        <w:t xml:space="preserve">      full_name "Alice Wonder" phone 0900000000 type 2</w:t>
-      </w:r>
-    </w:p>
-    <w:p>
-      <w:pPr>
-        <w:pStyle w:val="Heading2"/>
-      </w:pPr>
-      <w:r>
-        <w:t>3.7. exit / quit</w:t>
-      </w:r>
-    </w:p>
-    <w:p>
-      <w:r>
-        <w:rPr>
-          <w:b w:val="0"/>
-        </w:rPr>
-        <w:t>Thoát mode cli-config, quay lại menu 'mode&gt;'. Không nhận tham số.</w:t>
-      </w:r>
-    </w:p>
-    <w:p>
-      <w:pPr>
-        <w:pStyle w:val="Heading2"/>
-      </w:pPr>
-      <w:r>
-        <w:t>3.8. RBAC — NE profile, command registry, group permission</w:t>
-      </w:r>
-    </w:p>
-    <w:p>
-      <w:r>
-        <w:rPr>
-          <w:b w:val="0"/>
-        </w:rPr>
-        <w:t>Hệ thống RBAC (docs/rbac-design.md) bổ sung 3 entity mới và các verb allow / deny / revoke. Dùng để trả lời câu hỏi "user X được chạy command Z trên NE Y không?" cho downstream ne-config / ne-command.</w:t>
-      </w:r>
-    </w:p>
-    <w:p>
-      <w:r>
-        <w:rPr>
-          <w:b/>
-        </w:rPr>
-        <w:t>Entity mới:</w:t>
-      </w:r>
-    </w:p>
-    <w:p>
-      <w:pPr>
-        <w:pStyle w:val="ListBullet"/>
-      </w:pPr>
-      <w:r>
-        <w:t>ne-profile — phân loại NE theo tập lệnh (SMF / AMF / UPF / generic-router ...).</w:t>
-      </w:r>
-    </w:p>
-    <w:p>
-      <w:pPr>
-        <w:pStyle w:val="ListBullet"/>
-      </w:pPr>
-      <w:r>
-        <w:t>command-def — registry lệnh; mỗi def có (service, ne_profile, pattern, category, risk_level).</w:t>
-      </w:r>
-    </w:p>
-    <w:p>
-      <w:pPr>
-        <w:pStyle w:val="ListBullet"/>
-      </w:pPr>
-      <w:r>
-        <w:t>command-group — bundle nhiều command-def cùng ne_profile, để gán permission 1 lần.</w:t>
-      </w:r>
-    </w:p>
-    <w:p>
-      <w:r>
-        <w:rPr>
-          <w:b/>
-        </w:rPr>
-        <w:t>Verb mới:</w:t>
-      </w:r>
-    </w:p>
-    <w:p>
-      <w:pPr>
-        <w:pStyle w:val="ListBullet"/>
-      </w:pPr>
-      <w:r>
-        <w:t>allow &lt;group&gt; &lt;grant_type&gt; &lt;grant_value&gt; [ne_scope &lt;scope&gt;] [service &lt;svc&gt;]</w:t>
-      </w:r>
-    </w:p>
-    <w:p>
-      <w:pPr>
-        <w:pStyle w:val="ListBullet"/>
-      </w:pPr>
-      <w:r>
-        <w:t>deny  &lt;group&gt; &lt;grant_type&gt; &lt;grant_value&gt; [ne_scope &lt;scope&gt;] [service &lt;svc&gt;]</w:t>
-      </w:r>
-    </w:p>
-    <w:p>
-      <w:pPr>
-        <w:pStyle w:val="ListBullet"/>
-      </w:pPr>
-      <w:r>
-        <w:t>revoke &lt;group&gt; &lt;perm_id&gt;  (xoá 1 rule theo id).</w:t>
-      </w:r>
-    </w:p>
-    <w:p>
-      <w:r>
-        <w:rPr>
-          <w:b w:val="0"/>
-        </w:rPr>
-        <w:t>grant_type ∈ {command-group, category, pattern}. ne_scope ∈ {"*", "profile:&lt;name&gt;", "ne:&lt;ne_name&gt;"}.</w:t>
-      </w:r>
-    </w:p>
-    <w:p>
-      <w:r>
-        <w:rPr>
-          <w:b w:val="0"/>
-        </w:rPr>
-        <w:t>Evaluation: kết hợp AWS-IAM (explicit deny &gt; explicit allow &gt; implicit deny) với scope specificity (ne &gt; profile &gt; *). Tại scope cụ thể nhất có match, deny thắng allow.</w:t>
-      </w:r>
-    </w:p>
-    <w:p>
-      <w:pPr>
-        <w:pStyle w:val="Heading3"/>
-      </w:pPr>
-      <w:r>
-        <w:t>Kịch bản ví dụ (end-to-end)</w:t>
-      </w:r>
-    </w:p>
-    <w:p>
-      <w:pPr>
-        <w:spacing w:before="80" w:after="80"/>
-        <w:ind w:left="360"/>
-        <w:shd w:fill="F2F2F2"/>
-      </w:pPr>
-      <w:r>
-        <w:rPr>
-          <w:rFonts w:ascii="Consolas" w:hAnsi="Consolas"/>
-          <w:sz w:val="20"/>
-        </w:rPr>
-        <w:t># 1) Tạo profile và gán cho NE</w:t>
-        <w:br/>
-        <w:t>cli-config&gt; set ne-profile name SMF description "Session Management Function"</w:t>
-        <w:br/>
-        <w:t>OK: ne-profile created</w:t>
-        <w:br/>
-        <w:t>cli-config&gt; update ne HTSMF01 ne_profile SMF</w:t>
-        <w:br/>
-        <w:t>OK: NE updated</w:t>
-        <w:br/>
-        <w:br/>
-        <w:t># 2) Khai báo command-def</w:t>
-        <w:br/>
-        <w:t>cli-config&gt; set command-def service ne-command ne_profile SMF \</w:t>
-        <w:br/>
-        <w:t xml:space="preserve">            pattern "get subscriber" category monitoring</w:t>
-        <w:br/>
-        <w:t>OK: command-def created</w:t>
-        <w:br/>
-        <w:t>cli-config&gt; set command-def service ne-command ne_profile SMF \</w:t>
-        <w:br/>
-        <w:t xml:space="preserve">            pattern "get session" category monitoring</w:t>
-        <w:br/>
-        <w:t>OK: command-def created</w:t>
-        <w:br/>
-        <w:br/>
-        <w:t># 3) Gom thành group</w:t>
-        <w:br/>
-        <w:t>cli-config&gt; set command-group name smf-subscriber-ops ne_profile SMF service ne-command</w:t>
-        <w:br/>
-        <w:t>OK: command-group created</w:t>
-        <w:br/>
-        <w:t>cli-config&gt; map command-group smf-subscriber-ops command 1</w:t>
-        <w:br/>
-        <w:t>OK: map command-group↔command</w:t>
-        <w:br/>
-        <w:br/>
-        <w:t># 4) Gán permission cho user group</w:t>
-        <w:br/>
-        <w:t>cli-config&gt; allow team-smf-l1 command-group smf-subscriber-ops ne_scope profile:SMF</w:t>
-        <w:br/>
-        <w:t>OK: allow command_group=smf-subscriber-ops on scope=profile:SMF added to group "team-smf-l1"</w:t>
-        <w:br/>
-        <w:t>cli-config&gt; deny team-smf-l1 pattern "delete *" ne_scope ne:SMF-01</w:t>
-        <w:br/>
-        <w:t>OK: deny pattern=delete * on scope=ne:SMF-01 added to group "team-smf-l1"</w:t>
-        <w:br/>
-        <w:br/>
-        <w:t># 5) Kiểm tra / gỡ</w:t>
-        <w:br/>
-        <w:t>cli-config&gt; show command-group smf-subscriber-ops</w:t>
-        <w:br/>
-        <w:t>id:          1  name: smf-subscriber-ops  ...</w:t>
-        <w:br/>
-        <w:t>members:     1:get subscriber</w:t>
-        <w:br/>
-        <w:t>cli-config&gt; revoke team-smf-l1 42</w:t>
-        <w:br/>
-        <w:t>Delete permission "42"? [y/N]: y</w:t>
-        <w:br/>
-        <w:t>OK: permission revoked</w:t>
-      </w:r>
-    </w:p>
-    <w:p>
-      <w:pPr>
-        <w:pStyle w:val="Heading2"/>
-      </w:pPr>
-      <w:r>
-        <w:t>3.9. Giới hạn mode khi SSH</w:t>
-      </w:r>
-    </w:p>
-    <w:p>
-      <w:r>
-        <w:rPr>
-          <w:b w:val="0"/>
-        </w:rPr>
-        <w:t>Sau khi SSH login thành công: SuperAdmin / Admin thấy đủ 3 mode; Normal user chỉ thấy ne-config và ne-command — cli-config bị ẩn khỏi menu 'mode&gt;'. Whitelist command cho Normal user được 2 service downstream tự fetch từ mgt-svc qua endpoint /aa/authorize/rbac/effective (cache mỗi session) hoặc /aa/authorize/rbac/check-command (realtime).</w:t>
+        <w:t>Downstream service (cli-netconf, cli-ne-command) gọi `GET /aa/authorize/rbac/effective` để cache rule per session, hoặc `POST /aa/authorize/rbac/check-command` realtime cho lệnh risky.</w:t>
       </w:r>
     </w:p>
     <w:p>
@@ -2729,15 +2672,7 @@
         <w:pStyle w:val="Heading1"/>
       </w:pPr>
       <w:r>
-        <w:t>4. Kịch bản mẫu end-to-end</w:t>
-      </w:r>
-    </w:p>
-    <w:p>
-      <w:r>
-        <w:rPr>
-          <w:b w:val="0"/>
-        </w:rPr>
-        <w:t>Ví dụ đầy đủ từ lúc SSH vào gate đến khi tạo user, NE, group và map quyền cho user.</w:t>
+        <w:t>5. Kịch bản admin end-to-end</w:t>
       </w:r>
     </w:p>
     <w:p>
@@ -2753,84 +2688,72 @@
         </w:rPr>
         <w:t>$ ssh anhdt195@gate.example.com -p 2223</w:t>
         <w:br/>
-        <w:t>anhdt195@gate.example.com's password: ***</w:t>
-        <w:br/>
-        <w:br/>
         <w:t>Welcome anhdt195 — management CLI.</w:t>
         <w:br/>
-        <w:t>Available modes: cli-config, ne-config, ne-command (Tab to cycle / autocomplete, 'exit' to quit).</w:t>
+        <w:t>Available modes: cli-config, ne-config, ne-command</w:t>
         <w:br/>
         <w:br/>
         <w:t>mode&gt; cli-config</w:t>
         <w:br/>
-        <w:br/>
         <w:t>== cli-config mode ==</w:t>
         <w:br/>
-        <w:t>Type 'help' for commands. Type 'exit' to return to the mode menu.</w:t>
         <w:br/>
+        <w:t># 1) Tạo profile + NE và gán</w:t>
         <w:br/>
-        <w:t>cli-config&gt; set user name alice password secret type 2 email alice@example.com</w:t>
-        <w:br/>
-        <w:t>OK: user created</w:t>
-        <w:br/>
-        <w:t>cli-config&gt; set group name dev description "dev team"</w:t>
-        <w:br/>
-        <w:t>OK: group created</w:t>
+        <w:t>cli-config&gt; set ne-profile name SMF</w:t>
         <w:br/>
         <w:t>cli-config&gt; set ne ne_name HTSMF01 namespace default ip 10.0.0.10 port 830 \</w:t>
         <w:br/>
-        <w:t xml:space="preserve">            command_url http://10.0.0.10/restconf mode NETCONF site_name HN</w:t>
+        <w:t xml:space="preserve">            command_url http://10.0.0.10/restconf profile SMF</w:t>
         <w:br/>
-        <w:t>OK: NE created</w:t>
         <w:br/>
-        <w:t>cli-config&gt; map user alice group dev</w:t>
+        <w:t># 2) Khai báo lệnh + nhóm lệnh</w:t>
         <w:br/>
-        <w:t>OK: map user↔group</w:t>
+        <w:t>cli-config&gt; set command-def service ne-command ne_profile SMF \</w:t>
         <w:br/>
-        <w:t>cli-config&gt; map group dev ne HTSMF01</w:t>
+        <w:t xml:space="preserve">            pattern "get subscriber" category monitoring</w:t>
         <w:br/>
-        <w:t>OK: map group↔NE</w:t>
+        <w:t>cli-config&gt; set command-def service ne-command ne_profile SMF \</w:t>
         <w:br/>
-        <w:t>cli-config&gt; show user alice</w:t>
+        <w:t xml:space="preserve">            pattern "delete session *" category admin risk 2</w:t>
         <w:br/>
-        <w:t>id:           2</w:t>
+        <w:t>cli-config&gt; set command-group name smf-subscriber-ops ne_profile SMF</w:t>
         <w:br/>
-        <w:t>name:         alice</w:t>
+        <w:t>cli-config&gt; map command-group smf-subscriber-ops command 1</w:t>
         <w:br/>
-        <w:t>role:         Normal</w:t>
         <w:br/>
-        <w:t>enabled:      true</w:t>
+        <w:t># 3) Tạo password policy + group + user</w:t>
         <w:br/>
-        <w:t>email:        alice@example.com</w:t>
+        <w:t># (password policy + assign group: dùng API /aa/password-policy + /aa/group/{id}/password-policy)</w:t>
         <w:br/>
-        <w:t xml:space="preserve">full_name:    </w:t>
+        <w:t>cli-config&gt; set group name team-smf description "SMF operators"</w:t>
         <w:br/>
-        <w:t xml:space="preserve">phone:        </w:t>
+        <w:t>cli-config&gt; set user name alice password Secret123! type 1 \</w:t>
         <w:br/>
-        <w:t xml:space="preserve">address:      </w:t>
+        <w:t xml:space="preserve">            full_name "Alice Wonder" phone 0900000000</w:t>
         <w:br/>
-        <w:t xml:space="preserve">description:  </w:t>
+        <w:t>cli-config&gt; map user alice group team-smf</w:t>
         <w:br/>
-        <w:t>created_by:   anhdt195</w:t>
+        <w:t>cli-config&gt; map group team-smf ne HTSMF01</w:t>
         <w:br/>
-        <w:t>cli-config&gt; show group dev</w:t>
         <w:br/>
-        <w:t>id:           3</w:t>
+        <w:t># 4) Phân quyền lệnh</w:t>
         <w:br/>
-        <w:t>name:         dev</w:t>
+        <w:t>cli-config&gt; allow team-smf command-group smf-subscriber-ops ne_scope profile:SMF</w:t>
         <w:br/>
-        <w:t>description:  dev team</w:t>
+        <w:t>cli-config&gt; deny  team-smf pattern "delete *" ne_scope ne:HTSMF01</w:t>
         <w:br/>
-        <w:t>users:        alice</w:t>
         <w:br/>
-        <w:t>ne_ids:       1</w:t>
+        <w:t># 5) Soft-delete vs purge</w:t>
+        <w:br/>
+        <w:t>cli-config&gt; delete user alice            # tạm khoá</w:t>
+        <w:br/>
+        <w:t>cli-config&gt; purge user alice             # xoá hẳn (sau khi đã chắc)</w:t>
+        <w:br/>
         <w:br/>
         <w:t>cli-config&gt; exit</w:t>
         <w:br/>
         <w:t>mode&gt; exit</w:t>
-        <w:br/>
-        <w:t>bye.</w:t>
-        <w:br/>
       </w:r>
     </w:p>
     <w:p>
@@ -2838,7 +2761,140 @@
         <w:pStyle w:val="Heading1"/>
       </w:pPr>
       <w:r>
-        <w:t>5. Lỗi thường gặp</w:t>
+        <w:t>6. Menu mode theo role</w:t>
+      </w:r>
+    </w:p>
+    <w:tbl>
+      <w:tblPr>
+        <w:tblStyle w:val="LightGrid-Accent1"/>
+        <w:tblW w:type="auto" w:w="0"/>
+        <w:tblLook w:firstColumn="1" w:firstRow="1" w:lastColumn="0" w:lastRow="0" w:noHBand="0" w:noVBand="1" w:val="04A0"/>
+      </w:tblPr>
+      <w:tblGrid>
+        <w:gridCol w:w="2880"/>
+        <w:gridCol w:w="2880"/>
+        <w:gridCol w:w="2880"/>
+      </w:tblGrid>
+      <w:tr>
+        <w:tc>
+          <w:tcPr>
+            <w:tcW w:type="dxa" w:w="2880"/>
+          </w:tcPr>
+          <w:p>
+            <w:r>
+              <w:rPr>
+                <w:b/>
+              </w:rPr>
+              <w:t>Role (account_type)</w:t>
+            </w:r>
+          </w:p>
+        </w:tc>
+        <w:tc>
+          <w:tcPr>
+            <w:tcW w:type="dxa" w:w="2880"/>
+          </w:tcPr>
+          <w:p>
+            <w:r>
+              <w:rPr>
+                <w:b/>
+              </w:rPr>
+              <w:t>Mode hiển thị trong menu</w:t>
+            </w:r>
+          </w:p>
+        </w:tc>
+        <w:tc>
+          <w:tcPr>
+            <w:tcW w:type="dxa" w:w="2880"/>
+          </w:tcPr>
+          <w:p>
+            <w:r>
+              <w:rPr>
+                <w:b/>
+              </w:rPr>
+              <w:t>Ghi chú</w:t>
+            </w:r>
+          </w:p>
+        </w:tc>
+      </w:tr>
+      <w:tr>
+        <w:tc>
+          <w:tcPr>
+            <w:tcW w:type="dxa" w:w="2880"/>
+          </w:tcPr>
+          <w:p>
+            <w:r>
+              <w:t>SuperAdmin (0) / Admin (1)</w:t>
+            </w:r>
+          </w:p>
+        </w:tc>
+        <w:tc>
+          <w:tcPr>
+            <w:tcW w:type="dxa" w:w="2880"/>
+          </w:tcPr>
+          <w:p>
+            <w:r>
+              <w:t>cli-config, ne-config, ne-command</w:t>
+            </w:r>
+          </w:p>
+        </w:tc>
+        <w:tc>
+          <w:tcPr>
+            <w:tcW w:type="dxa" w:w="2880"/>
+          </w:tcPr>
+          <w:p>
+            <w:r>
+              <w:t>Truy cập đầy đủ</w:t>
+            </w:r>
+          </w:p>
+        </w:tc>
+      </w:tr>
+      <w:tr>
+        <w:tc>
+          <w:tcPr>
+            <w:tcW w:type="dxa" w:w="2880"/>
+          </w:tcPr>
+          <w:p>
+            <w:r>
+              <w:t>Normal (2)</w:t>
+            </w:r>
+          </w:p>
+        </w:tc>
+        <w:tc>
+          <w:tcPr>
+            <w:tcW w:type="dxa" w:w="2880"/>
+          </w:tcPr>
+          <w:p>
+            <w:r>
+              <w:t>ne-config, ne-command</w:t>
+            </w:r>
+          </w:p>
+        </w:tc>
+        <w:tc>
+          <w:tcPr>
+            <w:tcW w:type="dxa" w:w="2880"/>
+          </w:tcPr>
+          <w:p>
+            <w:r>
+              <w:t>cli-config bị ẩn khỏi menu — chỉ admin mới thao tác cli-config được</w:t>
+            </w:r>
+          </w:p>
+        </w:tc>
+      </w:tr>
+    </w:tbl>
+    <w:p>
+      <w:r>
+        <w:rPr>
+          <w:b w:val="0"/>
+        </w:rPr>
+        <w:t>Sai password 3 lần liên tiếp (theo policy) sẽ bị lockout — server trả 403 `{locked_until, retry_in_seconds}`. Login đúng reset counter.</w:t>
+      </w:r>
+    </w:p>
+    <w:p>
+      <w:pPr>
+        <w:pStyle w:val="Heading1"/>
+      </w:pPr>
+      <w:r>
+        <w:t>7. Lỗi thường gặp</w:t>
       </w:r>
     </w:p>
     <w:tbl>
@@ -2910,7 +2966,7 @@
           </w:tcPr>
           <w:p>
             <w:r>
-              <w:t>Verb không phải show/set/update/delete/map/unmap/help/exit.</w:t>
+              <w:t>Verb không hợp lệ</w:t>
             </w:r>
           </w:p>
         </w:tc>
@@ -2920,7 +2976,7 @@
           </w:tcPr>
           <w:p>
             <w:r>
-              <w:t>Dùng Tab hoặc gõ 'help' để xem verb hợp lệ.</w:t>
+              <w:t>Tab hoặc 'help' để xem verb hỗ trợ</w:t>
             </w:r>
           </w:p>
         </w:tc>
@@ -2942,7 +2998,7 @@
           </w:tcPr>
           <w:p>
             <w:r>
-              <w:t>Alias trường không hợp lệ.</w:t>
+              <w:t>Alias trường không hợp lệ</w:t>
             </w:r>
           </w:p>
         </w:tc>
@@ -2952,7 +3008,7 @@
           </w:tcPr>
           <w:p>
             <w:r>
-              <w:t>Xem bảng trường, dùng Tab để hiện gợi ý.</w:t>
+              <w:t>Tab hoặc xem mục 2</w:t>
             </w:r>
           </w:p>
         </w:tc>
@@ -2974,7 +3030,7 @@
           </w:tcPr>
           <w:p>
             <w:r>
-              <w:t>Thiếu field bắt buộc khi set.</w:t>
+              <w:t>Thiếu field bắt buộc</w:t>
             </w:r>
           </w:p>
         </w:tc>
@@ -2984,7 +3040,7 @@
           </w:tcPr>
           <w:p>
             <w:r>
-              <w:t>Bổ sung đủ field; tham chiếu bảng ở mục 2.</w:t>
+              <w:t>Bổ sung đủ field</w:t>
             </w:r>
           </w:p>
         </w:tc>
@@ -3006,7 +3062,7 @@
           </w:tcPr>
           <w:p>
             <w:r>
-              <w:t>Giá trị enum không hợp lệ.</w:t>
+              <w:t>Giá trị enum sai</w:t>
             </w:r>
           </w:p>
         </w:tc>
@@ -3016,7 +3072,7 @@
           </w:tcPr>
           <w:p>
             <w:r>
-              <w:t>Đặt đúng một trong các giá trị cho phép.</w:t>
+              <w:t>Chọn 1 trong các giá trị cho phép</w:t>
             </w:r>
           </w:p>
         </w:tc>
@@ -3038,7 +3094,7 @@
           </w:tcPr>
           <w:p>
             <w:r>
-              <w:t>Field kiểu số truyền vào chuỗi.</w:t>
+              <w:t>Field số nhập chuỗi</w:t>
             </w:r>
           </w:p>
         </w:tc>
@@ -3048,7 +3104,7 @@
           </w:tcPr>
           <w:p>
             <w:r>
-              <w:t>Truyền số nguyên, vd 830.</w:t>
+              <w:t>Truyền số nguyên</w:t>
             </w:r>
           </w:p>
         </w:tc>
@@ -3070,7 +3126,7 @@
           </w:tcPr>
           <w:p>
             <w:r>
-              <w:t>Không tìm thấy target khi show/update/delete.</w:t>
+              <w:t>Target không tồn tại</w:t>
             </w:r>
           </w:p>
         </w:tc>
@@ -3080,7 +3136,7 @@
           </w:tcPr>
           <w:p>
             <w:r>
-              <w:t>Dùng 'show user' để kiểm tra tên/id hiện có.</w:t>
+              <w:t>show &lt;entity&gt; để kiểm tra</w:t>
             </w:r>
           </w:p>
         </w:tc>
@@ -3102,7 +3158,7 @@
           </w:tcPr>
           <w:p>
             <w:r>
-              <w:t>Dấu nháy kép mở mà chưa đóng.</w:t>
+              <w:t>Quote chưa đóng</w:t>
             </w:r>
           </w:p>
         </w:tc>
@@ -3112,7 +3168,103 @@
           </w:tcPr>
           <w:p>
             <w:r>
-              <w:t>Đóng lại " hoặc bỏ quote.</w:t>
+              <w:t>Đóng " hoặc bỏ quote</w:t>
+            </w:r>
+          </w:p>
+        </w:tc>
+      </w:tr>
+      <w:tr>
+        <w:tc>
+          <w:tcPr>
+            <w:tcW w:type="dxa" w:w="2880"/>
+          </w:tcPr>
+          <w:p>
+            <w:r>
+              <w:t>refusing to purge SuperAdmin account</w:t>
+            </w:r>
+          </w:p>
+        </w:tc>
+        <w:tc>
+          <w:tcPr>
+            <w:tcW w:type="dxa" w:w="2880"/>
+          </w:tcPr>
+          <w:p>
+            <w:r>
+              <w:t>Cố purge user account_type=0</w:t>
+            </w:r>
+          </w:p>
+        </w:tc>
+        <w:tc>
+          <w:tcPr>
+            <w:tcW w:type="dxa" w:w="2880"/>
+          </w:tcPr>
+          <w:p>
+            <w:r>
+              <w:t>SuperAdmin chỉ xoá được trực tiếp trong DB</w:t>
+            </w:r>
+          </w:p>
+        </w:tc>
+      </w:tr>
+      <w:tr>
+        <w:tc>
+          <w:tcPr>
+            <w:tcW w:type="dxa" w:w="2880"/>
+          </w:tcPr>
+          <w:p>
+            <w:r>
+              <w:t>password too short / does not meet complexity</w:t>
+            </w:r>
+          </w:p>
+        </w:tc>
+        <w:tc>
+          <w:tcPr>
+            <w:tcW w:type="dxa" w:w="2880"/>
+          </w:tcPr>
+          <w:p>
+            <w:r>
+              <w:t>Password vi phạm effective policy</w:t>
+            </w:r>
+          </w:p>
+        </w:tc>
+        <w:tc>
+          <w:tcPr>
+            <w:tcW w:type="dxa" w:w="2880"/>
+          </w:tcPr>
+          <w:p>
+            <w:r>
+              <w:t>Đổi pass theo yêu cầu policy</w:t>
+            </w:r>
+          </w:p>
+        </w:tc>
+      </w:tr>
+      <w:tr>
+        <w:tc>
+          <w:tcPr>
+            <w:tcW w:type="dxa" w:w="2880"/>
+          </w:tcPr>
+          <w:p>
+            <w:r>
+              <w:t>account locked, retry after N seconds</w:t>
+            </w:r>
+          </w:p>
+        </w:tc>
+        <w:tc>
+          <w:tcPr>
+            <w:tcW w:type="dxa" w:w="2880"/>
+          </w:tcPr>
+          <w:p>
+            <w:r>
+              <w:t>Sai pass nhiều lần</w:t>
+            </w:r>
+          </w:p>
+        </w:tc>
+        <w:tc>
+          <w:tcPr>
+            <w:tcW w:type="dxa" w:w="2880"/>
+          </w:tcPr>
+          <w:p>
+            <w:r>
+              <w:t>Chờ hết lockout_minutes hoặc admin reset</w:t>
             </w:r>
           </w:p>
         </w:tc>
@@ -3123,7 +3275,7 @@
         <w:pStyle w:val="Heading1"/>
       </w:pPr>
       <w:r>
-        <w:t>6. Mẹo sử dụng</w:t>
+        <w:t>8. Mẹo sử dụng</w:t>
       </w:r>
     </w:p>
     <w:p>
@@ -3131,7 +3283,7 @@
         <w:pStyle w:val="ListBullet"/>
       </w:pPr>
       <w:r>
-        <w:t>Tab cycling: nhấn Tab liên tục để quay vòng qua các candidate ở vị trí con trỏ.</w:t>
+        <w:t>Tab cycling: nhấn Tab liên tục để quay vòng candidate; nếu line dài vượt chiều ngang terminal, hint preview tự ẩn (cycling vẫn hoạt động).</w:t>
       </w:r>
     </w:p>
     <w:p>
@@ -3139,7 +3291,7 @@
         <w:pStyle w:val="ListBullet"/>
       </w:pPr>
       <w:r>
-        <w:t>Hint hiện ở dòng ngay dưới prompt khi có từ 2 candidate trở lên.</w:t>
+        <w:t>Hint hiển thị ngay dòng dưới prompt khi có ≥2 candidate.</w:t>
       </w:r>
     </w:p>
     <w:p>
@@ -3147,7 +3299,7 @@
         <w:pStyle w:val="ListBullet"/>
       </w:pPr>
       <w:r>
-        <w:t>Alias: dùng 'name', 'ip', 'port', 'mode', 'type'… thay cho tên canonical để gõ nhanh.</w:t>
+        <w:t>Alias: dùng 'name', 'ip', 'port', 'mode', 'type', 'profile' để gõ nhanh.</w:t>
       </w:r>
     </w:p>
     <w:p>
@@ -3155,7 +3307,7 @@
         <w:pStyle w:val="ListBullet"/>
       </w:pPr>
       <w:r>
-        <w:t>Lệnh có thể dài vô hạn; terminal tự word-wrap theo kích thước PTY thật của client.</w:t>
+        <w:t>PTY size được cli-gate track dynamic — resize cửa sổ giữa session đều cập nhật word-wrap đúng.</w:t>
       </w:r>
     </w:p>
     <w:p>
@@ -3163,7 +3315,7 @@
         <w:pStyle w:val="ListBullet"/>
       </w:pPr>
       <w:r>
-        <w:t>Xác thực: username + password user khi SSH chính là tài khoản mgt-svc; role quyết định CRUD được phép.</w:t>
+        <w:t>delete vs purge: chọn delete khi muốn ngắt access tạm thời; purge chỉ dùng khi chắc chắn cần xoá hẳn (test account, cleanup).</w:t>
       </w:r>
     </w:p>
     <w:sectPr>
